--- a/resources/templates/invoice.docx
+++ b/resources/templates/invoice.docx
@@ -1,9 +1,10 @@
 
 <file path=word/document.xml><?xml version="1.0" encoding="utf-8"?>
-<w:document xmlns:wpc="http://schemas.microsoft.com/office/word/2010/wordprocessingCanvas" xmlns:cx="http://schemas.microsoft.com/office/drawing/2014/chartex" xmlns:mc="http://schemas.openxmlformats.org/markup-compatibility/2006" xmlns:o="urn:schemas-microsoft-com:office:office" xmlns:r="http://schemas.openxmlformats.org/officeDocument/2006/relationships" xmlns:m="http://schemas.openxmlformats.org/officeDocument/2006/math" xmlns:v="urn:schemas-microsoft-com:vml" xmlns:wp14="http://schemas.microsoft.com/office/word/2010/wordprocessingDrawing" xmlns:wp="http://schemas.openxmlformats.org/drawingml/2006/wordprocessingDrawing" xmlns:w10="urn:schemas-microsoft-com:office:word" xmlns:w="http://schemas.openxmlformats.org/wordprocessingml/2006/main" xmlns:w14="http://schemas.microsoft.com/office/word/2010/wordml" xmlns:w15="http://schemas.microsoft.com/office/word/2012/wordml" xmlns:w16se="http://schemas.microsoft.com/office/word/2015/wordml/symex" xmlns:wpg="http://schemas.microsoft.com/office/word/2010/wordprocessingGroup" xmlns:wpi="http://schemas.microsoft.com/office/word/2010/wordprocessingInk" xmlns:wne="http://schemas.microsoft.com/office/word/2006/wordml" xmlns:wps="http://schemas.microsoft.com/office/word/2010/wordprocessingShape" mc:Ignorable="w14 w15 w16se wp14">
+<w:document xmlns:ns1="http://schemas.openxmlformats.org/markup-compatibility/2006" xmlns:ns2="http://schemas.microsoft.com/office/word/2010/wordml" xmlns:ns3="http://schemas.openxmlformats.org/drawingml/2006/wordprocessingDrawing" xmlns:ns4="http://schemas.microsoft.com/office/word/2010/wordprocessingDrawing" xmlns:ns5="http://schemas.openxmlformats.org/drawingml/2006/main" xmlns:ns6="http://schemas.openxmlformats.org/drawingml/2006/picture" xmlns:ns7="http://schemas.openxmlformats.org/officeDocument/2006/relationships" xmlns:w="http://schemas.openxmlformats.org/wordprocessingml/2006/main" ns1:Ignorable="w14 w15 w16se wp14">
   <w:body>
-    <w:p>
+    <w:p ns2:paraId="470D0750" ns2:textId="77777777">
       <w:pPr>
+        <w:spacing w:before="0" w:after="0" w:line="0" w:lineRule="exact"/>
         <w:tabs>
           <w:tab w:val="left" w:pos="5954"/>
         </w:tabs>
@@ -15,242 +16,290 @@
     <w:tbl>
       <w:tblPr>
         <w:tblStyle w:val="af0"/>
-        <w:tblW w:w="9639" w:type="dxa"/>
+        <w:tblW w:w="9635" w:type="dxa"/>
         <w:tblInd w:w="0" w:type="dxa"/>
         <w:tblLayout w:type="fixed"/>
         <w:tblLook w:val="0400" w:firstRow="0" w:lastRow="0" w:firstColumn="0" w:lastColumn="0" w:noHBand="0" w:noVBand="1"/>
       </w:tblPr>
       <w:tblGrid>
         <w:gridCol w:w="1353"/>
-        <w:gridCol w:w="4317"/>
+        <w:gridCol w:w="4315"/>
         <w:gridCol w:w="214"/>
-        <w:gridCol w:w="1500"/>
-        <w:gridCol w:w="2255"/>
+        <w:gridCol w:w="1389"/>
+        <w:gridCol w:w="2364"/>
       </w:tblGrid>
-      <w:tr>
+      <w:tr ns2:paraId="59A23E3E" ns2:textId="77777777">
         <w:trPr>
-          <w:trHeight w:val="1699"/>
+          <w:trHeight w:val="1699" w:hRule="atLeast"/>
         </w:trPr>
         <w:tc>
           <w:tcPr>
-            <w:tcW w:w="5884" w:type="dxa"/>
+            <w:tcW w:w="5882" w:type="dxa"/>
             <w:gridSpan w:val="3"/>
             <w:tcMar>
               <w:bottom w:w="0" w:type="dxa"/>
             </w:tcMar>
           </w:tcPr>
-          <w:p>
+          <w:p ns2:paraId="59DE70D0" ns2:textId="77777777">
             <w:r>
               <w:rPr>
                 <w:noProof/>
                 <w:lang w:eastAsia="en-US"/>
               </w:rPr>
               <w:drawing>
-                <wp:anchor distT="0" distB="0" distL="114300" distR="114300" simplePos="0" relativeHeight="251658240" behindDoc="0" locked="0" layoutInCell="1" hidden="0" allowOverlap="1" wp14:anchorId="393CF9F1" wp14:editId="734D6DBC">
-                  <wp:simplePos x="0" y="0"/>
-                  <wp:positionH relativeFrom="column">
-                    <wp:posOffset>1</wp:posOffset>
-                  </wp:positionH>
-                  <wp:positionV relativeFrom="paragraph">
-                    <wp:posOffset>0</wp:posOffset>
-                  </wp:positionV>
-                  <wp:extent cx="2154555" cy="888365"/>
-                  <wp:effectExtent l="0" t="0" r="0" b="0"/>
-                  <wp:wrapSquare wrapText="bothSides" distT="0" distB="0" distL="114300" distR="114300"/>
-                  <wp:docPr id="3" name="image1.png" descr="Описание: C:\Users\Maksim Yermakov\AppData\Local\Microsoft\Windows\INetCache\Content.Word\logo2.wmf"/>
-                  <wp:cNvGraphicFramePr/>
-                  <a:graphic xmlns:a="http://schemas.openxmlformats.org/drawingml/2006/main">
-                    <a:graphicData uri="http://schemas.openxmlformats.org/drawingml/2006/picture">
-                      <pic:pic xmlns:pic="http://schemas.openxmlformats.org/drawingml/2006/picture">
-                        <pic:nvPicPr>
-                          <pic:cNvPr id="0" name="image1.png" descr="Описание: C:\Users\Maksim Yermakov\AppData\Local\Microsoft\Windows\INetCache\Content.Word\logo2.wmf"/>
-                          <pic:cNvPicPr preferRelativeResize="0"/>
-                        </pic:nvPicPr>
-                        <pic:blipFill>
-                          <a:blip r:embed="rId7"/>
-                          <a:srcRect/>
-                          <a:stretch>
-                            <a:fillRect/>
-                          </a:stretch>
-                        </pic:blipFill>
-                        <pic:spPr>
-                          <a:xfrm>
-                            <a:off x="0" y="0"/>
-                            <a:ext cx="2154555" cy="888365"/>
-                          </a:xfrm>
-                          <a:prstGeom prst="rect">
-                            <a:avLst/>
-                          </a:prstGeom>
-                          <a:ln/>
-                        </pic:spPr>
-                      </pic:pic>
-                    </a:graphicData>
-                  </a:graphic>
-                </wp:anchor>
+                <ns3:anchor distT="0" distB="0" distL="114300" distR="114300" simplePos="0" relativeHeight="251658240" behindDoc="0" locked="0" layoutInCell="1" hidden="0" allowOverlap="1" ns4:anchorId="393CF9F1" ns4:editId="734D6DBC">
+                  <ns3:simplePos x="0" y="0"/>
+                  <ns3:positionH relativeFrom="column">
+                    <ns3:posOffset>1</ns3:posOffset>
+                  </ns3:positionH>
+                  <ns3:positionV relativeFrom="paragraph">
+                    <ns3:posOffset>0</ns3:posOffset>
+                  </ns3:positionV>
+                  <ns3:extent cx="2154555" cy="888365"/>
+                  <ns3:effectExtent l="0" t="0" r="0" b="0"/>
+                  <ns3:wrapSquare wrapText="bothSides" distT="0" distB="0" distL="114300" distR="114300"/>
+                  <ns3:docPr id="3" name="image1.png" descr="Описание: C:\Users\Maksim Yermakov\AppData\Local\Microsoft\Windows\INetCache\Content.Word\logo2.wmf"/>
+                  <ns3:cNvGraphicFramePr/>
+                  <ns5:graphic>
+                    <ns5:graphicData uri="http://schemas.openxmlformats.org/drawingml/2006/picture">
+                      <ns6:pic>
+                        <ns6:nvPicPr>
+                          <ns6:cNvPr id="0" name="image1.png" descr="Описание: C:\Users\Maksim Yermakov\AppData\Local\Microsoft\Windows\INetCache\Content.Word\logo2.wmf"/>
+                          <ns6:cNvPicPr preferRelativeResize="0"/>
+                        </ns6:nvPicPr>
+                        <ns6:blipFill>
+                          <ns5:blip ns7:embed="rId7"/>
+                          <ns5:srcRect/>
+                          <ns5:stretch>
+                            <ns5:fillRect/>
+                          </ns5:stretch>
+                        </ns6:blipFill>
+                        <ns6:spPr>
+                          <ns5:xfrm>
+                            <ns5:off x="0" y="0"/>
+                            <ns5:ext cx="2154555" cy="888365"/>
+                          </ns5:xfrm>
+                          <ns5:prstGeom prst="rect">
+                            <ns5:avLst/>
+                          </ns5:prstGeom>
+                          <ns5:ln/>
+                        </ns6:spPr>
+                      </ns6:pic>
+                    </ns5:graphicData>
+                  </ns5:graphic>
+                </ns3:anchor>
               </w:drawing>
             </w:r>
           </w:p>
         </w:tc>
         <w:tc>
           <w:tcPr>
-            <w:tcW w:w="3755" w:type="dxa"/>
+            <w:tcW w:w="3753" w:type="dxa"/>
             <w:gridSpan w:val="2"/>
             <w:tcMar>
               <w:bottom w:w="0" w:type="dxa"/>
             </w:tcMar>
           </w:tcPr>
-          <w:p>
+          <w:p ns2:paraId="459AB2DB" ns2:textId="77777777">
             <w:pPr>
               <w:pStyle w:val="a3"/>
-              <w:spacing w:before="120"/>
-              <w:rPr>
-                <w:color w:val="373837"/>
+              <w:spacing w:before="0" w:line="240" w:lineRule="auto" w:after="227"/>
+              <w:rPr>
+                <w:color w:val="595959"/>
                 <w:sz w:val="52"/>
                 <w:szCs w:val="52"/>
               </w:rPr>
             </w:pPr>
             <w:r>
               <w:rPr>
-                <w:color w:val="373837"/>
+                <w:color w:val="595959"/>
                 <w:sz w:val="52"/>
                 <w:szCs w:val="52"/>
               </w:rPr>
               <w:t>${invoice_heading}</w:t>
             </w:r>
           </w:p>
-          <w:p>
-            <w:pPr>
+          <w:p ns2:paraId="5ACC467C" ns2:textId="4D026835">
+            <w:pPr>
+              <w:spacing w:line="324" w:lineRule="auto"/>
               <w:pStyle w:val="1"/>
               <w:jc w:val="right"/>
+              <w:rPr>
+                <w:sz w:val="24"/>
+                <w:szCs w:val="24"/>
+              </w:rPr>
             </w:pPr>
             <w:r>
               <w:t xml:space="preserve">${issue_date_line}</w:t>
+              <w:rPr>
+                <w:sz w:val="24"/>
+                <w:szCs w:val="24"/>
+              </w:rPr>
             </w:r>
             <w:r>
               <w:rPr>
                 <w:lang w:val="az-Latn-AZ"/>
+                <w:sz w:val="24"/>
+                <w:szCs w:val="24"/>
               </w:rPr>
               <w:t/>
             </w:r>
             <w:r>
               <w:rPr>
                 <w:lang w:val="az-Latn-AZ"/>
+                <w:sz w:val="24"/>
+                <w:szCs w:val="24"/>
               </w:rPr>
               <w:t/>
             </w:r>
             <w:r>
               <w:t/>
+              <w:rPr>
+                <w:sz w:val="24"/>
+                <w:szCs w:val="24"/>
+              </w:rPr>
             </w:r>
             <w:r>
               <w:t/>
-            </w:r>
-          </w:p>
-          <w:p>
+              <w:rPr>
+                <w:sz w:val="24"/>
+                <w:szCs w:val="24"/>
+              </w:rPr>
+            </w:r>
+          </w:p>
+          <w:p ns2:paraId="69B8F576" ns2:textId="71A9582A">
+            <w:pPr>
+              <w:pStyle w:val="1"/>
+              <w:spacing w:before="0" w:line="324" w:lineRule="auto"/>
+              <w:jc w:val="right"/>
+              <w:rPr>
+                <w:sz w:val="24"/>
+                <w:szCs w:val="24"/>
+              </w:rPr>
+            </w:pPr>
+            <w:r>
+              <w:t xml:space="preserve">${invoice_number_line}</w:t>
+              <w:rPr>
+                <w:sz w:val="24"/>
+                <w:szCs w:val="24"/>
+              </w:rPr>
+            </w:r>
+            <w:r>
+              <w:rPr>
+                <w:lang w:val="az-Latn-AZ"/>
+                <w:sz w:val="24"/>
+                <w:szCs w:val="24"/>
+              </w:rPr>
+              <w:t/>
+            </w:r>
+            <w:r>
+              <w:t/>
+              <w:rPr>
+                <w:sz w:val="24"/>
+                <w:szCs w:val="24"/>
+              </w:rPr>
+            </w:r>
+            <w:r>
+              <w:t/>
+              <w:rPr>
+                <w:sz w:val="24"/>
+                <w:szCs w:val="24"/>
+              </w:rPr>
+            </w:r>
+          </w:p>
+          <w:p ns2:paraId="77AD97B7" ns2:textId="77777777">
             <w:pPr>
               <w:pStyle w:val="1"/>
               <w:spacing w:before="0"/>
               <w:jc w:val="right"/>
-            </w:pPr>
-            <w:r>
-              <w:t xml:space="preserve">${invoice_number_line}</w:t>
-            </w:r>
-            <w:r>
-              <w:rPr>
-                <w:lang w:val="az-Latn-AZ"/>
-              </w:rPr>
-              <w:t/>
-            </w:r>
-            <w:r>
-              <w:t/>
-            </w:r>
-            <w:r>
-              <w:t/>
-            </w:r>
-          </w:p>
-          <w:p>
-            <w:pPr>
-              <w:pStyle w:val="1"/>
-              <w:spacing w:before="0"/>
+              <w:rPr>
+                <w:color w:val="373837"/>
+              </w:rPr>
+            </w:pPr>
+          </w:p>
+        </w:tc>
+      </w:tr>
+      <w:tr ns2:paraId="0E2A8D48" ns2:textId="77777777">
+        <w:trPr>
+          <w:trHeight w:val="1133" w:hRule="atLeast"/>
+        </w:trPr>
+        <w:tc>
+          <w:tcPr>
+            <w:tcW w:w="5882" w:type="dxa"/>
+            <w:gridSpan w:val="3"/>
+            <w:tcMar>
+              <w:bottom w:w="227" w:type="dxa"/>
+              <w:top w:w="283" w:type="dxa"/>
+              <w:left w:w="0" w:type="dxa"/>
+              <w:right w:w="0" w:type="dxa"/>
+            </w:tcMar>
+          </w:tcPr>
+          <w:p ns2:paraId="403AA69E" ns2:textId="77777777">
+            <w:pPr>
+              <w:spacing w:line="300" w:lineRule="auto"/>
+              <w:rPr>
+                <w:b/>
+                <w:sz w:val="24"/>
+                <w:szCs w:val="24"/>
+              </w:rPr>
+            </w:pPr>
+            <w:r>
+              <w:rPr>
+                <w:b/>
+                <w:sz w:val="24"/>
+                <w:szCs w:val="24"/>
+              </w:rPr>
+              <w:t>${seller_name}</w:t>
+            </w:r>
+          </w:p>
+          <w:p ns2:paraId="2516C9ED" ns2:textId="77777777">
+            <w:pPr>
+              <w:spacing w:line="300" w:lineRule="auto" w:before="23"/>
+              <w:rPr>
+                <w:b/>
+                <w:sz w:val="24"/>
+                <w:szCs w:val="24"/>
+              </w:rPr>
+            </w:pPr>
+            <w:r>
+              <w:rPr>
+                <w:b/>
+                <w:sz w:val="24"/>
+                <w:szCs w:val="24"/>
+              </w:rPr>
+              <w:t>${seller_tax_line}</w:t>
+            </w:r>
+          </w:p>
+        </w:tc>
+        <w:tc>
+          <w:tcPr>
+            <w:tcW w:w="3753" w:type="dxa"/>
+            <w:gridSpan w:val="2"/>
+          </w:tcPr>
+          <w:p ns2:paraId="764D4A5B" ns2:textId="77777777">
+            <w:pPr>
               <w:jc w:val="right"/>
-              <w:rPr>
-                <w:color w:val="373837"/>
-              </w:rPr>
             </w:pPr>
           </w:p>
         </w:tc>
       </w:tr>
-      <w:tr>
+      <w:tr ns2:paraId="473F4890" ns2:textId="77777777">
         <w:trPr>
-          <w:trHeight w:val="719"/>
+          <w:trHeight w:val="1500" w:hRule="atLeast"/>
         </w:trPr>
         <w:tc>
           <w:tcPr>
-            <w:tcW w:w="5884" w:type="dxa"/>
-            <w:gridSpan w:val="3"/>
+            <w:tcW w:w="1353" w:type="dxa"/>
             <w:tcMar>
               <w:bottom w:w="0" w:type="dxa"/>
-            </w:tcMar>
-          </w:tcPr>
-          <w:p>
-            <w:pPr>
-              <w:rPr>
-                <w:b/>
-                <w:sz w:val="24"/>
-                <w:szCs w:val="24"/>
-              </w:rPr>
-            </w:pPr>
-            <w:r>
-              <w:rPr>
-                <w:b/>
-                <w:sz w:val="24"/>
-                <w:szCs w:val="24"/>
-              </w:rPr>
-              <w:t>${seller_name}</w:t>
-            </w:r>
-          </w:p>
-          <w:p>
-            <w:pPr>
-              <w:rPr>
-                <w:b/>
-                <w:sz w:val="22"/>
-                <w:szCs w:val="22"/>
-              </w:rPr>
-            </w:pPr>
-            <w:r>
-              <w:rPr>
-                <w:b/>
-                <w:sz w:val="24"/>
-                <w:szCs w:val="24"/>
-              </w:rPr>
-              <w:t>${seller_tax_line}</w:t>
-            </w:r>
-          </w:p>
-        </w:tc>
-        <w:tc>
-          <w:tcPr>
-            <w:tcW w:w="3755" w:type="dxa"/>
-            <w:gridSpan w:val="2"/>
-          </w:tcPr>
-          <w:p>
-            <w:pPr>
-              <w:jc w:val="right"/>
-            </w:pPr>
-          </w:p>
-        </w:tc>
-      </w:tr>
-      <w:tr>
-        <w:trPr>
-          <w:trHeight w:val="1219"/>
-        </w:trPr>
-        <w:tc>
-          <w:tcPr>
-            <w:tcW w:w="1353" w:type="dxa"/>
-            <w:tcMar>
-              <w:bottom w:w="144" w:type="dxa"/>
-            </w:tcMar>
-          </w:tcPr>
-          <w:p>
-            <w:pPr>
+              <w:top w:w="0" w:type="dxa"/>
+              <w:left w:w="0" w:type="dxa"/>
+              <w:right w:w="0" w:type="dxa"/>
+            </w:tcMar>
+          </w:tcPr>
+          <w:p ns2:paraId="117ABF54" ns2:textId="77777777">
+            <w:pPr>
+              <w:spacing w:line="300" w:lineRule="auto"/>
               <w:rPr>
                 <w:sz w:val="20"/>
                 <w:szCs w:val="20"/>
@@ -264,8 +313,9 @@
               <w:t>${account_label}</w:t>
             </w:r>
           </w:p>
-          <w:p>
-            <w:pPr>
+          <w:p ns2:paraId="2D0AA786" ns2:textId="77777777">
+            <w:pPr>
+              <w:spacing w:line="300" w:lineRule="auto"/>
               <w:rPr>
                 <w:sz w:val="20"/>
                 <w:szCs w:val="20"/>
@@ -279,8 +329,9 @@
               <w:t xml:space="preserve">${bank_label}</w:t>
             </w:r>
           </w:p>
-          <w:p>
-            <w:pPr>
+          <w:p ns2:paraId="0CC98764" ns2:textId="77777777">
+            <w:pPr>
+              <w:spacing w:line="300" w:lineRule="auto"/>
               <w:rPr>
                 <w:sz w:val="20"/>
                 <w:szCs w:val="20"/>
@@ -294,8 +345,9 @@
               <w:t xml:space="preserve">${bank_voen_label}</w:t>
             </w:r>
           </w:p>
-          <w:p>
-            <w:pPr>
+          <w:p ns2:paraId="2A5BB449" ns2:textId="77777777">
+            <w:pPr>
+              <w:spacing w:line="300" w:lineRule="auto"/>
               <w:rPr>
                 <w:sz w:val="20"/>
                 <w:szCs w:val="20"/>
@@ -309,8 +361,9 @@
               <w:t xml:space="preserve">${correspondent_label}</w:t>
             </w:r>
           </w:p>
-          <w:p>
-            <w:pPr>
+          <w:p ns2:paraId="1B202DC3" ns2:textId="77777777">
+            <w:pPr>
+              <w:spacing w:line="300" w:lineRule="auto"/>
               <w:rPr>
                 <w:sz w:val="20"/>
                 <w:szCs w:val="20"/>
@@ -324,8 +377,9 @@
               <w:t xml:space="preserve">${bank_code_label}</w:t>
             </w:r>
           </w:p>
-          <w:p>
-            <w:pPr>
+          <w:p ns2:paraId="3C885221" ns2:textId="77777777">
+            <w:pPr>
+              <w:spacing w:line="300" w:lineRule="auto"/>
               <w:rPr>
                 <w:sz w:val="20"/>
                 <w:szCs w:val="20"/>
@@ -342,19 +396,20 @@
         </w:tc>
         <w:tc>
           <w:tcPr>
-            <w:tcW w:w="4317" w:type="dxa"/>
-          </w:tcPr>
-          <w:p>
-            <w:pPr>
-              <w:rPr>
-                <w:sz w:val="24"/>
-                <w:szCs w:val="24"/>
-              </w:rPr>
-            </w:pPr>
-            <w:r>
-              <w:rPr>
-                <w:sz w:val="24"/>
-                <w:szCs w:val="24"/>
+            <w:tcW w:w="4315" w:type="dxa"/>
+          </w:tcPr>
+          <w:p ns2:paraId="54C38FFB" ns2:textId="77777777">
+            <w:pPr>
+              <w:spacing w:line="300" w:lineRule="auto"/>
+              <w:rPr>
+                <w:sz w:val="20"/>
+                <w:szCs w:val="20"/>
+              </w:rPr>
+            </w:pPr>
+            <w:r>
+              <w:rPr>
+                <w:sz w:val="20"/>
+                <w:szCs w:val="20"/>
               </w:rPr>
               <w:t>${seller_account_and_bank}</w:t>
             </w:r>
@@ -362,136 +417,176 @@
             <w:bookmarkEnd w:id="0"/>
             <w:r>
               <w:rPr>
-                <w:sz w:val="24"/>
-                <w:szCs w:val="24"/>
+                <w:sz w:val="20"/>
+                <w:szCs w:val="20"/>
               </w:rPr>
               <w:t/>
             </w:r>
           </w:p>
-          <w:p>
-            <w:pPr>
-              <w:rPr>
-                <w:sz w:val="24"/>
-                <w:szCs w:val="24"/>
-              </w:rPr>
-            </w:pPr>
-            <w:r>
-              <w:rPr>
-                <w:sz w:val="24"/>
-                <w:szCs w:val="24"/>
+          <w:p ns2:paraId="6D7781C6" ns2:textId="77777777">
+            <w:pPr>
+              <w:spacing w:line="300" w:lineRule="auto"/>
+              <w:rPr>
+                <w:sz w:val="20"/>
+                <w:szCs w:val="20"/>
+              </w:rPr>
+            </w:pPr>
+            <w:r>
+              <w:rPr>
+                <w:sz w:val="20"/>
+                <w:szCs w:val="20"/>
               </w:rPr>
               <w:t>${seller_bank_voen_and_correspondent}</w:t>
             </w:r>
           </w:p>
-          <w:p>
-            <w:pPr>
-              <w:rPr>
-                <w:rFonts w:eastAsia="Times New Roman"/>
+          <w:p ns2:paraId="1CBA70DC" ns2:textId="77777777">
+            <w:pPr>
+              <w:spacing w:line="300" w:lineRule="auto"/>
+              <w:rPr>
+                <w:sz w:val="20"/>
+                <w:szCs w:val="20"/>
+              </w:rPr>
+            </w:pPr>
+            <w:r>
+              <w:rPr>
+                <w:sz w:val="20"/>
+                <w:szCs w:val="20"/>
+              </w:rPr>
+              <w:t>${seller_bank_code}</w:t>
+            </w:r>
+            <w:r>
+              <w:rPr>
+                <w:sz w:val="20"/>
+                <w:szCs w:val="20"/>
+              </w:rPr>
+              <w:t xml:space="preserve"/>
+            </w:r>
+          </w:p>
+          <w:p ns2:paraId="37885900" ns2:textId="77777777">
+            <w:pPr>
+              <w:spacing w:line="300" w:lineRule="auto"/>
+              <w:rPr>
+                <w:sz w:val="20"/>
+                <w:szCs w:val="20"/>
+              </w:rPr>
+            </w:pPr>
+            <w:r>
+              <w:rPr>
+                <w:sz w:val="20"/>
+                <w:szCs w:val="20"/>
+              </w:rPr>
+              <w:t>${seller_swift}</w:t>
+            </w:r>
+          </w:p>
+        </w:tc>
+        <w:tc>
+          <w:tcPr>
+            <w:tcW w:w="214" w:type="dxa"/>
+          </w:tcPr>
+          <w:p ns2:paraId="04CB2DDE" ns2:textId="77777777">
+            <w:pPr>
+              <w:rPr>
+                <w:sz w:val="20"/>
+                <w:szCs w:val="20"/>
+              </w:rPr>
+            </w:pPr>
+          </w:p>
+        </w:tc>
+        <w:tc>
+          <w:tcPr>
+            <w:tcW w:w="1389" w:type="dxa"/>
+          </w:tcPr>
+          <w:p ns2:paraId="01AB6176" ns2:textId="77777777">
+            <w:pPr>
+              <w:spacing w:line="324" w:lineRule="auto"/>
+              <w:rPr>
                 <w:b/>
-                <w:sz w:val="24"/>
-                <w:szCs w:val="24"/>
-              </w:rPr>
-            </w:pPr>
-            <w:r>
-              <w:rPr>
-                <w:sz w:val="24"/>
-                <w:szCs w:val="24"/>
-              </w:rPr>
-              <w:t>${seller_bank_code}</w:t>
-            </w:r>
-            <w:r>
-              <w:rPr>
-                <w:rFonts w:eastAsia="Times New Roman"/>
+                <w:sz w:val="20"/>
+                <w:szCs w:val="20"/>
+              </w:rPr>
+            </w:pPr>
+            <w:r>
+              <w:rPr>
                 <w:b/>
-                <w:sz w:val="24"/>
-                <w:szCs w:val="24"/>
+                <w:sz w:val="20"/>
+                <w:szCs w:val="20"/>
+              </w:rPr>
+              <w:t>${buyer_label}</w:t>
+            </w:r>
+          </w:p>
+          <w:p ns2:paraId="01AB6176" ns2:textId="77777777">
+            <w:pPr>
+              <w:spacing w:line="324" w:lineRule="auto"/>
+              <w:rPr>
+                <w:b/>
+                <w:sz w:val="20"/>
+                <w:szCs w:val="20"/>
+              </w:rPr>
+            </w:pPr>
+            <w:r>
+              <w:rPr>
+                <w:b/>
+                <w:sz w:val="20"/>
+                <w:szCs w:val="20"/>
+              </w:rPr>
+              <w:t>${buyer_voen_label}</w:t>
+            </w:r>
+          </w:p>
+          <w:p ns2:paraId="01AB6176" ns2:textId="77777777">
+            <w:pPr>
+              <w:spacing w:line="324" w:lineRule="auto"/>
+              <w:rPr>
+                <w:b/>
+                <w:sz w:val="20"/>
+                <w:szCs w:val="20"/>
+              </w:rPr>
+            </w:pPr>
+            <w:r>
+              <w:rPr>
+                <w:b/>
+                <w:sz w:val="20"/>
+                <w:szCs w:val="20"/>
+              </w:rPr>
+              <w:t>${buyer_phone_label}</w:t>
+            </w:r>
+          </w:p>
+        </w:tc>
+        <w:tc>
+          <w:tcPr>
+            <w:tcW w:w="2364" w:type="dxa"/>
+            <w:tcMar>
+              <w:bottom w:w="0" w:type="dxa"/>
+              <w:top w:w="0" w:type="dxa"/>
+              <w:left w:w="0" w:type="dxa"/>
+              <w:right w:w="0" w:type="dxa"/>
+            </w:tcMar>
+          </w:tcPr>
+          <w:p ns2:paraId="26C6AE1B" ns2:textId="77777777">
+            <w:pPr>
+              <w:spacing w:line="324" w:lineRule="auto"/>
+              <w:rPr>
+                <w:sz w:val="20"/>
+                <w:szCs w:val="20"/>
+              </w:rPr>
+            </w:pPr>
+            <w:r>
+              <w:rPr>
+                <w:sz w:val="20"/>
+                <w:szCs w:val="20"/>
+              </w:rPr>
+              <w:t>${buyer_name}</w:t>
+            </w:r>
+            <w:r>
+              <w:rPr>
+                <w:sz w:val="20"/>
+                <w:szCs w:val="20"/>
               </w:rPr>
               <w:t xml:space="preserve"/>
             </w:r>
           </w:p>
-          <w:p>
-            <w:pPr>
-              <w:rPr>
-                <w:sz w:val="20"/>
-                <w:szCs w:val="20"/>
-              </w:rPr>
-            </w:pPr>
-            <w:r>
-              <w:rPr>
-                <w:sz w:val="24"/>
-                <w:szCs w:val="24"/>
-              </w:rPr>
-              <w:t>${seller_swift}</w:t>
-            </w:r>
-          </w:p>
-        </w:tc>
-        <w:tc>
-          <w:tcPr>
-            <w:tcW w:w="214" w:type="dxa"/>
-          </w:tcPr>
-          <w:p>
-            <w:pPr>
-              <w:rPr>
-                <w:sz w:val="20"/>
-                <w:szCs w:val="20"/>
-              </w:rPr>
-            </w:pPr>
-          </w:p>
-        </w:tc>
-        <w:tc>
-          <w:tcPr>
-            <w:tcW w:w="1500" w:type="dxa"/>
-          </w:tcPr>
-          <w:p>
-            <w:pPr>
-              <w:rPr>
-                <w:b/>
-                <w:sz w:val="20"/>
-                <w:szCs w:val="20"/>
-              </w:rPr>
-            </w:pPr>
-            <w:r>
-              <w:rPr>
-                <w:b/>
-                <w:sz w:val="20"/>
-                <w:szCs w:val="20"/>
-              </w:rPr>
-              <w:t>${buyer_label}</w:t>
-            </w:r>
-          </w:p>
-        </w:tc>
-        <w:tc>
-          <w:tcPr>
-            <w:tcW w:w="2255" w:type="dxa"/>
-            <w:tcMar>
-              <w:bottom w:w="144" w:type="dxa"/>
-            </w:tcMar>
-          </w:tcPr>
-          <w:p>
-            <w:pPr>
-              <w:rPr>
-                <w:sz w:val="20"/>
-                <w:szCs w:val="20"/>
-              </w:rPr>
-            </w:pPr>
-            <w:r>
-              <w:rPr>
-                <w:rFonts w:eastAsia="Times New Roman"/>
-                <w:sz w:val="24"/>
-                <w:szCs w:val="24"/>
-              </w:rPr>
-              <w:t>${buyer_name}</w:t>
-            </w:r>
-            <w:r>
-              <w:rPr>
-                <w:sz w:val="20"/>
-                <w:szCs w:val="20"/>
-              </w:rPr>
-              <w:t xml:space="preserve"/>
-            </w:r>
-          </w:p>
-          <w:p>
-            <w:pPr>
+          <w:p ns2:paraId="2F120B2B" ns2:textId="77777777">
+            <w:pPr>
+              <w:spacing w:line="324" w:lineRule="auto"/>
               <w:rPr>
                 <w:sz w:val="20"/>
                 <w:szCs w:val="20"/>
@@ -506,15 +601,15 @@
             </w:r>
             <w:r>
               <w:rPr>
-                <w:rFonts w:eastAsia="Times New Roman"/>
-                <w:sz w:val="24"/>
-                <w:szCs w:val="24"/>
+                <w:sz w:val="20"/>
+                <w:szCs w:val="20"/>
               </w:rPr>
               <w:t/>
             </w:r>
           </w:p>
-          <w:p>
-            <w:pPr>
+          <w:p ns2:paraId="6243346E" ns2:textId="77777777">
+            <w:pPr>
+              <w:spacing w:line="324" w:lineRule="auto"/>
               <w:rPr>
                 <w:sz w:val="20"/>
                 <w:szCs w:val="20"/>
@@ -531,16 +626,18 @@
         </w:tc>
       </w:tr>
     </w:tbl>
-    <w:p>
+    <w:p ns2:paraId="61CF85AA" ns2:textId="77777777">
       <w:pPr>
+        <w:spacing w:before="0" w:after="0" w:line="425" w:lineRule="exact"/>
         <w:rPr>
           <w:sz w:val="20"/>
           <w:szCs w:val="20"/>
         </w:rPr>
       </w:pPr>
     </w:p>
-    <w:p>
+    <w:p ns2:paraId="7147C44A" ns2:textId="77777777">
       <w:pPr>
+        <w:spacing w:before="0" w:after="0" w:line="425" w:lineRule="exact"/>
         <w:rPr>
           <w:sz w:val="20"/>
           <w:szCs w:val="20"/>
@@ -550,44 +647,51 @@
     <w:tbl>
       <w:tblPr>
         <w:tblStyle w:val="af1"/>
-        <w:tblW w:w="9563" w:type="dxa"/>
-        <w:jc w:val="center"/>
+        <w:tblW w:w="9561" w:type="dxa"/>
+        <w:jc w:val="left"/>
         <w:tblInd w:w="0" w:type="dxa"/>
         <w:tblBorders>
-          <w:top w:val="single" w:sz="4" w:space="0" w:color="A6A6A6"/>
-          <w:left w:val="single" w:sz="4" w:space="0" w:color="A6A6A6"/>
-          <w:bottom w:val="single" w:sz="4" w:space="0" w:color="A6A6A6"/>
-          <w:right w:val="single" w:sz="4" w:space="0" w:color="A6A6A6"/>
-          <w:insideH w:val="single" w:sz="4" w:space="0" w:color="A6A6A6"/>
-          <w:insideV w:val="single" w:sz="4" w:space="0" w:color="A6A6A6"/>
+          <w:top w:val="single" w:sz="6" w:space="0" w:color="A6A6A6"/>
+          <w:left w:val="single" w:sz="6" w:space="0" w:color="A6A6A6"/>
+          <w:bottom w:val="single" w:sz="6" w:space="0" w:color="A6A6A6"/>
+          <w:right w:val="single" w:sz="6" w:space="0" w:color="A6A6A6"/>
+          <w:insideH w:val="single" w:sz="6" w:space="0" w:color="A6A6A6"/>
+          <w:insideV w:val="single" w:sz="6" w:space="0" w:color="A6A6A6"/>
         </w:tblBorders>
         <w:tblLayout w:type="fixed"/>
         <w:tblLook w:val="0400" w:firstRow="0" w:lastRow="0" w:firstColumn="0" w:lastColumn="0" w:noHBand="0" w:noVBand="1"/>
       </w:tblPr>
       <w:tblGrid>
         <w:gridCol w:w="820"/>
-        <w:gridCol w:w="6876"/>
-        <w:gridCol w:w="1867"/>
+        <w:gridCol w:w="6875"/>
+        <w:gridCol w:w="1866"/>
       </w:tblGrid>
-      <w:tr>
+      <w:tr ns2:paraId="08B58596" ns2:textId="77777777">
         <w:trPr>
           <w:jc w:val="center"/>
+          <w:trHeight w:val="398" w:hRule="atLeast"/>
         </w:trPr>
         <w:tc>
           <w:tcPr>
             <w:tcW w:w="820" w:type="dxa"/>
             <w:tcBorders>
-              <w:top w:val="single" w:sz="4" w:space="0" w:color="03B7EB"/>
-              <w:left w:val="single" w:sz="4" w:space="0" w:color="03B7EB"/>
-              <w:bottom w:val="nil"/>
-              <w:right w:val="single" w:sz="4" w:space="0" w:color="03B7EB"/>
+              <w:top w:val="single" w:sz="6" w:space="0" w:color="03B7EB"/>
+              <w:left w:val="single" w:sz="6" w:space="0" w:color="03B7EB"/>
+              <w:bottom w:val="single" w:sz="6" w:space="0" w:color="03B7EB"/>
+              <w:right w:val="single" w:sz="6" w:space="0" w:color="03B7EB"/>
             </w:tcBorders>
             <w:shd w:val="clear" w:color="auto" w:fill="82D2F5"/>
             <w:vAlign w:val="center"/>
-          </w:tcPr>
-          <w:p>
-            <w:pPr>
-              <w:spacing w:line="240" w:lineRule="auto"/>
+            <w:tcMar>
+              <w:top w:w="57" w:type="dxa"/>
+              <w:left w:w="57" w:type="dxa"/>
+              <w:bottom w:w="57" w:type="dxa"/>
+              <w:right w:w="57" w:type="dxa"/>
+            </w:tcMar>
+          </w:tcPr>
+          <w:p ns2:paraId="69423C8C" ns2:textId="77777777">
+            <w:pPr>
+              <w:spacing w:line="276" w:lineRule="auto"/>
               <w:jc w:val="center"/>
               <w:rPr>
                 <w:b/>
@@ -609,19 +713,25 @@
         </w:tc>
         <w:tc>
           <w:tcPr>
-            <w:tcW w:w="6876" w:type="dxa"/>
+            <w:tcW w:w="6875" w:type="dxa"/>
             <w:tcBorders>
-              <w:top w:val="single" w:sz="4" w:space="0" w:color="03B7EB"/>
-              <w:left w:val="single" w:sz="4" w:space="0" w:color="03B7EB"/>
-              <w:bottom w:val="nil"/>
-              <w:right w:val="single" w:sz="4" w:space="0" w:color="03B7EB"/>
+              <w:top w:val="single" w:sz="6" w:space="0" w:color="03B7EB"/>
+              <w:left w:val="single" w:sz="6" w:space="0" w:color="03B7EB"/>
+              <w:bottom w:val="single" w:sz="6" w:space="0" w:color="03B7EB"/>
+              <w:right w:val="single" w:sz="6" w:space="0" w:color="03B7EB"/>
             </w:tcBorders>
             <w:shd w:val="clear" w:color="auto" w:fill="82D2F5"/>
             <w:vAlign w:val="center"/>
-          </w:tcPr>
-          <w:p>
-            <w:pPr>
-              <w:spacing w:line="240" w:lineRule="auto"/>
+            <w:tcMar>
+              <w:top w:w="57" w:type="dxa"/>
+              <w:left w:w="57" w:type="dxa"/>
+              <w:bottom w:w="57" w:type="dxa"/>
+              <w:right w:w="57" w:type="dxa"/>
+            </w:tcMar>
+          </w:tcPr>
+          <w:p ns2:paraId="2D19B5D4" ns2:textId="77777777">
+            <w:pPr>
+              <w:spacing w:line="276" w:lineRule="auto"/>
               <w:jc w:val="center"/>
               <w:rPr>
                 <w:b/>
@@ -643,886 +753,1283 @@
         </w:tc>
         <w:tc>
           <w:tcPr>
-            <w:tcW w:w="1867" w:type="dxa"/>
+            <w:tcW w:w="1866" w:type="dxa"/>
             <w:tcBorders>
-              <w:top w:val="single" w:sz="4" w:space="0" w:color="03B7EB"/>
-              <w:left w:val="single" w:sz="4" w:space="0" w:color="03B7EB"/>
-              <w:bottom w:val="nil"/>
-              <w:right w:val="single" w:sz="4" w:space="0" w:color="03B7EB"/>
+              <w:top w:val="single" w:sz="6" w:space="0" w:color="03B7EB"/>
+              <w:left w:val="single" w:sz="6" w:space="0" w:color="03B7EB"/>
+              <w:bottom w:val="single" w:sz="6" w:space="0" w:color="03B7EB"/>
+              <w:right w:val="single" w:sz="6" w:space="0" w:color="03B7EB"/>
             </w:tcBorders>
             <w:shd w:val="clear" w:color="auto" w:fill="82D2F5"/>
             <w:vAlign w:val="center"/>
-          </w:tcPr>
-          <w:p>
+            <w:tcMar>
+              <w:top w:w="57" w:type="dxa"/>
+              <w:left w:w="57" w:type="dxa"/>
+              <w:bottom w:w="57" w:type="dxa"/>
+              <w:right w:w="57" w:type="dxa"/>
+            </w:tcMar>
+          </w:tcPr>
+          <w:p ns2:paraId="4E61603B" ns2:textId="77777777">
+            <w:pPr>
+              <w:spacing w:line="276" w:lineRule="auto"/>
+              <w:jc w:val="center"/>
+              <w:rPr>
+                <w:b/>
+                <w:smallCaps/>
+                <w:sz w:val="24"/>
+                <w:szCs w:val="24"/>
+              </w:rPr>
+            </w:pPr>
+            <w:r>
+              <w:rPr>
+                <w:b/>
+                <w:smallCaps/>
+                <w:sz w:val="24"/>
+                <w:szCs w:val="24"/>
+              </w:rPr>
+              <w:t>${amount_label}</w:t>
+            </w:r>
+          </w:p>
+        </w:tc>
+      </w:tr>
+      <w:tr ns2:paraId="1BBFD549" ns2:textId="77777777">
+        <w:trPr>
+          <w:jc w:val="center"/>
+          <w:trHeight w:val="398" w:hRule="atLeast"/>
+        </w:trPr>
+        <w:tc>
+          <w:tcPr>
+            <w:tcW w:w="820" w:type="dxa"/>
+            <w:tcBorders>
+              <w:top w:val="nil"/>
+              <w:left w:val="single" w:sz="6" w:space="0" w:color="A6A6A6"/>
+              <w:bottom w:val="single" w:sz="6" w:space="0" w:color="A6A6A6"/>
+              <w:right w:val="single" w:sz="6" w:space="0" w:color="A6A6A6"/>
+            </w:tcBorders>
+            <w:vAlign w:val="center"/>
+            <w:tcMar>
+              <w:top w:w="57" w:type="dxa"/>
+              <w:left w:w="85" w:type="dxa"/>
+              <w:bottom w:w="57" w:type="dxa"/>
+              <w:right w:w="85" w:type="dxa"/>
+            </w:tcMar>
+          </w:tcPr>
+          <w:p ns2:paraId="36D29047" ns2:textId="77777777">
+            <w:pPr>
+              <w:spacing w:line="276" w:lineRule="auto"/>
+              <w:jc w:val="center"/>
+              <w:rPr>
+                <w:sz w:val="24"/>
+                <w:szCs w:val="24"/>
+              </w:rPr>
+            </w:pPr>
+            <w:r>
+              <w:rPr>
+                <w:sz w:val="24"/>
+                <w:szCs w:val="24"/>
+              </w:rPr>
+              <w:t>${line_no}</w:t>
+            </w:r>
+          </w:p>
+        </w:tc>
+        <w:tc>
+          <w:tcPr>
+            <w:tcW w:w="6875" w:type="dxa"/>
+            <w:tcBorders>
+              <w:top w:val="nil"/>
+              <w:left w:val="single" w:sz="6" w:space="0" w:color="A6A6A6"/>
+              <w:bottom w:val="single" w:sz="6" w:space="0" w:color="A6A6A6"/>
+              <w:right w:val="single" w:sz="6" w:space="0" w:color="A6A6A6"/>
+            </w:tcBorders>
+            <w:vAlign w:val="center"/>
+            <w:tcMar>
+              <w:top w:w="57" w:type="dxa"/>
+              <w:left w:w="85" w:type="dxa"/>
+              <w:bottom w:w="57" w:type="dxa"/>
+              <w:right w:w="85" w:type="dxa"/>
+            </w:tcMar>
+          </w:tcPr>
+          <w:p ns2:paraId="46F5C3E4" ns2:textId="4D333DA3">
+            <w:pPr>
+              <w:spacing w:line="276" w:lineRule="auto"/>
+              <w:rPr>
+                <w:sz w:val="24"/>
+                <w:szCs w:val="24"/>
+              </w:rPr>
+            </w:pPr>
+            <w:bookmarkStart w:id="1" w:name="_heading=h.gjdgxs" w:colFirst="0" w:colLast="0"/>
+            <w:bookmarkEnd w:id="1"/>
+            <w:r>
+              <w:rPr>
+                <w:sz w:val="24"/>
+                <w:szCs w:val="24"/>
+              </w:rPr>
+              <w:t>${line_description}</w:t>
+            </w:r>
+            <w:r>
+              <w:rPr>
+                <w:sz w:val="24"/>
+                <w:szCs w:val="24"/>
+              </w:rPr>
+              <w:t/>
+            </w:r>
+            <w:r>
+              <w:rPr>
+                <w:sz w:val="24"/>
+                <w:szCs w:val="24"/>
+              </w:rPr>
+              <w:t/>
+            </w:r>
+            <w:r>
+              <w:rPr>
+                <w:sz w:val="24"/>
+                <w:szCs w:val="24"/>
+              </w:rPr>
+              <w:t/>
+            </w:r>
+            <w:r>
+              <w:rPr>
+                <w:sz w:val="24"/>
+                <w:szCs w:val="24"/>
+              </w:rPr>
+              <w:t/>
+            </w:r>
+            <w:r>
+              <w:rPr>
+                <w:sz w:val="24"/>
+                <w:szCs w:val="24"/>
+              </w:rPr>
+              <w:t/>
+            </w:r>
+            <w:r>
+              <w:rPr>
+                <w:sz w:val="24"/>
+                <w:szCs w:val="24"/>
+              </w:rPr>
+              <w:t/>
+            </w:r>
+            <w:r>
+              <w:rPr>
+                <w:sz w:val="24"/>
+                <w:szCs w:val="24"/>
+              </w:rPr>
+              <w:t/>
+            </w:r>
+            <w:r>
+              <w:rPr>
+                <w:sz w:val="24"/>
+                <w:szCs w:val="24"/>
+              </w:rPr>
+              <w:t/>
+            </w:r>
+            <w:r>
+              <w:rPr>
+                <w:sz w:val="24"/>
+                <w:szCs w:val="24"/>
+              </w:rPr>
+              <w:t/>
+            </w:r>
+            <w:r>
+              <w:rPr>
+                <w:sz w:val="24"/>
+                <w:szCs w:val="24"/>
+              </w:rPr>
+              <w:t/>
+            </w:r>
+            <w:r>
+              <w:rPr>
+                <w:sz w:val="24"/>
+                <w:szCs w:val="24"/>
+              </w:rPr>
+              <w:t/>
+            </w:r>
+            <w:r>
+              <w:rPr>
+                <w:sz w:val="24"/>
+                <w:szCs w:val="24"/>
+              </w:rPr>
+              <w:t/>
+            </w:r>
+          </w:p>
+        </w:tc>
+        <w:tc>
+          <w:tcPr>
+            <w:tcW w:w="1866" w:type="dxa"/>
+            <w:tcBorders>
+              <w:top w:val="nil"/>
+              <w:left w:val="single" w:sz="6" w:space="0" w:color="A6A6A6"/>
+              <w:bottom w:val="single" w:sz="6" w:space="0" w:color="A6A6A6"/>
+              <w:right w:val="single" w:sz="6" w:space="0" w:color="A6A6A6"/>
+            </w:tcBorders>
+            <w:vAlign w:val="center"/>
+            <w:tcMar>
+              <w:top w:w="57" w:type="dxa"/>
+              <w:left w:w="85" w:type="dxa"/>
+              <w:bottom w:w="57" w:type="dxa"/>
+              <w:right w:w="85" w:type="dxa"/>
+            </w:tcMar>
+          </w:tcPr>
+          <w:p ns2:paraId="5D68E256" ns2:textId="77777777">
+            <w:pPr>
+              <w:spacing w:line="276" w:lineRule="auto"/>
+              <w:jc w:val="right"/>
+              <w:rPr>
+                <w:sz w:val="24"/>
+                <w:szCs w:val="24"/>
+              </w:rPr>
+            </w:pPr>
+            <w:r>
+              <w:rPr>
+                <w:sz w:val="24"/>
+                <w:szCs w:val="24"/>
+              </w:rPr>
+              <w:t xml:space="preserve">${line_amount}</w:t>
+            </w:r>
+          </w:p>
+        </w:tc>
+      </w:tr>
+      <w:tr ns2:paraId="3D8828FD" ns2:textId="77777777">
+        <w:trPr>
+          <w:trHeight w:val="510" w:hRule="atLeast"/>
+          <w:jc w:val="center"/>
+        </w:trPr>
+        <w:tc>
+          <w:tcPr>
+            <w:tcW w:w="820" w:type="dxa"/>
+            <w:tcBorders>
+              <w:top w:val="single" w:sz="6" w:space="0" w:color="A6A6A6"/>
+              <w:left w:val="single" w:sz="6" w:space="0" w:color="A6A6A6"/>
+              <w:bottom w:val="single" w:sz="6" w:space="0" w:color="A6A6A6"/>
+              <w:right w:val="single" w:sz="6" w:space="0" w:color="A6A6A6"/>
+            </w:tcBorders>
+            <w:vAlign w:val="center"/>
+            <w:tcMar>
+              <w:top w:w="0" w:type="dxa"/>
+              <w:left w:w="0" w:type="dxa"/>
+              <w:bottom w:w="0" w:type="dxa"/>
+              <w:right w:w="0" w:type="dxa"/>
+            </w:tcMar>
+          </w:tcPr>
+          <w:p ns2:paraId="29661568" ns2:textId="77777777">
+            <w:pPr>
+              <w:spacing w:line="240" w:lineRule="auto"/>
+              <w:rPr>
+                <w:sz w:val="24"/>
+                <w:szCs w:val="24"/>
+              </w:rPr>
+            </w:pPr>
+          </w:p>
+        </w:tc>
+        <w:tc>
+          <w:tcPr>
+            <w:tcW w:w="6875" w:type="dxa"/>
+            <w:tcBorders>
+              <w:top w:val="single" w:sz="6" w:space="0" w:color="A6A6A6"/>
+              <w:left w:val="single" w:sz="6" w:space="0" w:color="A6A6A6"/>
+              <w:bottom w:val="single" w:sz="6" w:space="0" w:color="A6A6A6"/>
+              <w:right w:val="single" w:sz="6" w:space="0" w:color="A6A6A6"/>
+            </w:tcBorders>
+            <w:vAlign w:val="center"/>
+            <w:tcMar>
+              <w:top w:w="0" w:type="dxa"/>
+              <w:left w:w="0" w:type="dxa"/>
+              <w:bottom w:w="0" w:type="dxa"/>
+              <w:right w:w="0" w:type="dxa"/>
+            </w:tcMar>
+          </w:tcPr>
+          <w:p ns2:paraId="4C4FFFFC" ns2:textId="77777777">
+            <w:pPr>
+              <w:spacing w:line="240" w:lineRule="auto"/>
+              <w:rPr>
+                <w:sz w:val="24"/>
+                <w:szCs w:val="24"/>
+              </w:rPr>
+            </w:pPr>
+          </w:p>
+        </w:tc>
+        <w:tc>
+          <w:tcPr>
+            <w:tcW w:w="1866" w:type="dxa"/>
+            <w:tcBorders>
+              <w:top w:val="single" w:sz="6" w:space="0" w:color="A6A6A6"/>
+              <w:left w:val="single" w:sz="6" w:space="0" w:color="A6A6A6"/>
+              <w:bottom w:val="single" w:sz="6" w:space="0" w:color="A6A6A6"/>
+              <w:right w:val="single" w:sz="6" w:space="0" w:color="A6A6A6"/>
+            </w:tcBorders>
+            <w:vAlign w:val="center"/>
+            <w:tcMar>
+              <w:top w:w="0" w:type="dxa"/>
+              <w:left w:w="0" w:type="dxa"/>
+              <w:bottom w:w="0" w:type="dxa"/>
+              <w:right w:w="0" w:type="dxa"/>
+            </w:tcMar>
+          </w:tcPr>
+          <w:p ns2:paraId="341C5225" ns2:textId="77777777">
+            <w:pPr>
+              <w:spacing w:line="240" w:lineRule="auto"/>
+              <w:jc w:val="right"/>
+              <w:rPr>
+                <w:sz w:val="24"/>
+                <w:szCs w:val="24"/>
+              </w:rPr>
+            </w:pPr>
+          </w:p>
+        </w:tc>
+      </w:tr>
+      <w:tr ns2:paraId="47C2357C" ns2:textId="77777777">
+        <w:trPr>
+          <w:trHeight w:val="510" w:hRule="atLeast"/>
+          <w:jc w:val="center"/>
+        </w:trPr>
+        <w:tc>
+          <w:tcPr>
+            <w:tcW w:w="820" w:type="dxa"/>
+            <w:tcBorders>
+              <w:top w:val="single" w:sz="6" w:space="0" w:color="A6A6A6"/>
+              <w:left w:val="single" w:sz="6" w:space="0" w:color="A6A6A6"/>
+              <w:bottom w:val="single" w:sz="6" w:space="0" w:color="A6A6A6"/>
+              <w:right w:val="single" w:sz="6" w:space="0" w:color="A6A6A6"/>
+            </w:tcBorders>
+            <w:vAlign w:val="center"/>
+            <w:tcMar>
+              <w:top w:w="0" w:type="dxa"/>
+              <w:left w:w="0" w:type="dxa"/>
+              <w:bottom w:w="0" w:type="dxa"/>
+              <w:right w:w="0" w:type="dxa"/>
+            </w:tcMar>
+          </w:tcPr>
+          <w:p ns2:paraId="2B9939B1" ns2:textId="77777777">
+            <w:pPr>
+              <w:spacing w:line="240" w:lineRule="auto"/>
+              <w:rPr>
+                <w:sz w:val="24"/>
+                <w:szCs w:val="24"/>
+              </w:rPr>
+            </w:pPr>
+          </w:p>
+        </w:tc>
+        <w:tc>
+          <w:tcPr>
+            <w:tcW w:w="6875" w:type="dxa"/>
+            <w:tcBorders>
+              <w:top w:val="single" w:sz="6" w:space="0" w:color="A6A6A6"/>
+              <w:left w:val="single" w:sz="6" w:space="0" w:color="A6A6A6"/>
+              <w:bottom w:val="single" w:sz="6" w:space="0" w:color="A6A6A6"/>
+              <w:right w:val="single" w:sz="6" w:space="0" w:color="A6A6A6"/>
+            </w:tcBorders>
+            <w:vAlign w:val="center"/>
+            <w:tcMar>
+              <w:top w:w="0" w:type="dxa"/>
+              <w:left w:w="0" w:type="dxa"/>
+              <w:bottom w:w="0" w:type="dxa"/>
+              <w:right w:w="0" w:type="dxa"/>
+            </w:tcMar>
+          </w:tcPr>
+          <w:p ns2:paraId="30471597" ns2:textId="77777777">
+            <w:pPr>
+              <w:spacing w:line="240" w:lineRule="auto"/>
+              <w:rPr>
+                <w:sz w:val="24"/>
+                <w:szCs w:val="24"/>
+              </w:rPr>
+            </w:pPr>
+          </w:p>
+        </w:tc>
+        <w:tc>
+          <w:tcPr>
+            <w:tcW w:w="1866" w:type="dxa"/>
+            <w:tcBorders>
+              <w:top w:val="single" w:sz="6" w:space="0" w:color="A6A6A6"/>
+              <w:left w:val="single" w:sz="6" w:space="0" w:color="A6A6A6"/>
+              <w:bottom w:val="single" w:sz="6" w:space="0" w:color="A6A6A6"/>
+              <w:right w:val="single" w:sz="6" w:space="0" w:color="A6A6A6"/>
+            </w:tcBorders>
+            <w:vAlign w:val="center"/>
+            <w:tcMar>
+              <w:top w:w="0" w:type="dxa"/>
+              <w:left w:w="0" w:type="dxa"/>
+              <w:bottom w:w="0" w:type="dxa"/>
+              <w:right w:w="0" w:type="dxa"/>
+            </w:tcMar>
+          </w:tcPr>
+          <w:p ns2:paraId="321416FA" ns2:textId="77777777">
+            <w:pPr>
+              <w:spacing w:line="240" w:lineRule="auto"/>
+              <w:jc w:val="right"/>
+              <w:rPr>
+                <w:sz w:val="24"/>
+                <w:szCs w:val="24"/>
+              </w:rPr>
+            </w:pPr>
+          </w:p>
+        </w:tc>
+      </w:tr>
+      <w:tr ns2:paraId="3221E527" ns2:textId="77777777">
+        <w:trPr>
+          <w:trHeight w:val="510" w:hRule="atLeast"/>
+          <w:jc w:val="center"/>
+        </w:trPr>
+        <w:tc>
+          <w:tcPr>
+            <w:tcW w:w="820" w:type="dxa"/>
+            <w:tcBorders>
+              <w:top w:val="single" w:sz="6" w:space="0" w:color="A6A6A6"/>
+              <w:left w:val="single" w:sz="6" w:space="0" w:color="A6A6A6"/>
+              <w:bottom w:val="single" w:sz="6" w:space="0" w:color="A6A6A6"/>
+              <w:right w:val="single" w:sz="6" w:space="0" w:color="A6A6A6"/>
+            </w:tcBorders>
+            <w:vAlign w:val="center"/>
+            <w:tcMar>
+              <w:top w:w="0" w:type="dxa"/>
+              <w:left w:w="0" w:type="dxa"/>
+              <w:bottom w:w="0" w:type="dxa"/>
+              <w:right w:w="0" w:type="dxa"/>
+            </w:tcMar>
+          </w:tcPr>
+          <w:p ns2:paraId="008AA686" ns2:textId="77777777">
+            <w:pPr>
+              <w:spacing w:line="240" w:lineRule="auto"/>
+              <w:rPr>
+                <w:sz w:val="24"/>
+                <w:szCs w:val="24"/>
+              </w:rPr>
+            </w:pPr>
+          </w:p>
+        </w:tc>
+        <w:tc>
+          <w:tcPr>
+            <w:tcW w:w="6875" w:type="dxa"/>
+            <w:tcBorders>
+              <w:top w:val="single" w:sz="6" w:space="0" w:color="A6A6A6"/>
+              <w:left w:val="single" w:sz="6" w:space="0" w:color="A6A6A6"/>
+              <w:bottom w:val="single" w:sz="6" w:space="0" w:color="A6A6A6"/>
+              <w:right w:val="single" w:sz="6" w:space="0" w:color="A6A6A6"/>
+            </w:tcBorders>
+            <w:vAlign w:val="center"/>
+            <w:tcMar>
+              <w:top w:w="0" w:type="dxa"/>
+              <w:left w:w="0" w:type="dxa"/>
+              <w:bottom w:w="0" w:type="dxa"/>
+              <w:right w:w="0" w:type="dxa"/>
+            </w:tcMar>
+          </w:tcPr>
+          <w:p ns2:paraId="6223194D" ns2:textId="77777777">
+            <w:pPr>
+              <w:spacing w:line="240" w:lineRule="auto"/>
+              <w:rPr>
+                <w:sz w:val="24"/>
+                <w:szCs w:val="24"/>
+              </w:rPr>
+            </w:pPr>
+          </w:p>
+        </w:tc>
+        <w:tc>
+          <w:tcPr>
+            <w:tcW w:w="1866" w:type="dxa"/>
+            <w:tcBorders>
+              <w:top w:val="single" w:sz="6" w:space="0" w:color="A6A6A6"/>
+              <w:left w:val="single" w:sz="6" w:space="0" w:color="A6A6A6"/>
+              <w:bottom w:val="single" w:sz="6" w:space="0" w:color="A6A6A6"/>
+              <w:right w:val="single" w:sz="6" w:space="0" w:color="A6A6A6"/>
+            </w:tcBorders>
+            <w:vAlign w:val="center"/>
+            <w:tcMar>
+              <w:top w:w="0" w:type="dxa"/>
+              <w:left w:w="0" w:type="dxa"/>
+              <w:bottom w:w="0" w:type="dxa"/>
+              <w:right w:w="0" w:type="dxa"/>
+            </w:tcMar>
+          </w:tcPr>
+          <w:p ns2:paraId="778E88C5" ns2:textId="77777777">
+            <w:pPr>
+              <w:spacing w:line="240" w:lineRule="auto"/>
+              <w:jc w:val="right"/>
+              <w:rPr>
+                <w:sz w:val="24"/>
+                <w:szCs w:val="24"/>
+              </w:rPr>
+            </w:pPr>
+          </w:p>
+        </w:tc>
+      </w:tr>
+      <w:tr ns2:paraId="4D90F02B" ns2:textId="77777777">
+        <w:trPr>
+          <w:trHeight w:val="510" w:hRule="atLeast"/>
+          <w:jc w:val="center"/>
+        </w:trPr>
+        <w:tc>
+          <w:tcPr>
+            <w:tcW w:w="820" w:type="dxa"/>
+            <w:tcBorders>
+              <w:top w:val="single" w:sz="6" w:space="0" w:color="A6A6A6"/>
+              <w:left w:val="single" w:sz="6" w:space="0" w:color="A6A6A6"/>
+              <w:bottom w:val="single" w:sz="6" w:space="0" w:color="A6A6A6"/>
+              <w:right w:val="single" w:sz="6" w:space="0" w:color="A6A6A6"/>
+            </w:tcBorders>
+            <w:vAlign w:val="center"/>
+            <w:tcMar>
+              <w:top w:w="0" w:type="dxa"/>
+              <w:left w:w="0" w:type="dxa"/>
+              <w:bottom w:w="0" w:type="dxa"/>
+              <w:right w:w="0" w:type="dxa"/>
+            </w:tcMar>
+          </w:tcPr>
+          <w:p ns2:paraId="5960DF1C" ns2:textId="77777777">
+            <w:pPr>
+              <w:spacing w:line="240" w:lineRule="auto"/>
+              <w:rPr>
+                <w:sz w:val="24"/>
+                <w:szCs w:val="24"/>
+              </w:rPr>
+            </w:pPr>
+          </w:p>
+        </w:tc>
+        <w:tc>
+          <w:tcPr>
+            <w:tcW w:w="6875" w:type="dxa"/>
+            <w:tcBorders>
+              <w:top w:val="single" w:sz="6" w:space="0" w:color="A6A6A6"/>
+              <w:left w:val="single" w:sz="6" w:space="0" w:color="A6A6A6"/>
+              <w:bottom w:val="single" w:sz="6" w:space="0" w:color="A6A6A6"/>
+              <w:right w:val="single" w:sz="6" w:space="0" w:color="A6A6A6"/>
+            </w:tcBorders>
+            <w:vAlign w:val="center"/>
+            <w:tcMar>
+              <w:top w:w="0" w:type="dxa"/>
+              <w:left w:w="0" w:type="dxa"/>
+              <w:bottom w:w="0" w:type="dxa"/>
+              <w:right w:w="0" w:type="dxa"/>
+            </w:tcMar>
+          </w:tcPr>
+          <w:p ns2:paraId="745C1C1F" ns2:textId="77777777">
+            <w:pPr>
+              <w:spacing w:line="240" w:lineRule="auto"/>
+              <w:rPr>
+                <w:sz w:val="24"/>
+                <w:szCs w:val="24"/>
+              </w:rPr>
+            </w:pPr>
+          </w:p>
+        </w:tc>
+        <w:tc>
+          <w:tcPr>
+            <w:tcW w:w="1866" w:type="dxa"/>
+            <w:tcBorders>
+              <w:top w:val="single" w:sz="6" w:space="0" w:color="A6A6A6"/>
+              <w:left w:val="single" w:sz="6" w:space="0" w:color="A6A6A6"/>
+              <w:bottom w:val="single" w:sz="6" w:space="0" w:color="A6A6A6"/>
+              <w:right w:val="single" w:sz="6" w:space="0" w:color="A6A6A6"/>
+            </w:tcBorders>
+            <w:vAlign w:val="center"/>
+            <w:tcMar>
+              <w:top w:w="0" w:type="dxa"/>
+              <w:left w:w="0" w:type="dxa"/>
+              <w:bottom w:w="0" w:type="dxa"/>
+              <w:right w:w="0" w:type="dxa"/>
+            </w:tcMar>
+          </w:tcPr>
+          <w:p ns2:paraId="0CAFC122" ns2:textId="77777777">
+            <w:pPr>
+              <w:spacing w:line="240" w:lineRule="auto"/>
+              <w:jc w:val="right"/>
+              <w:rPr>
+                <w:sz w:val="24"/>
+                <w:szCs w:val="24"/>
+              </w:rPr>
+            </w:pPr>
+          </w:p>
+        </w:tc>
+      </w:tr>
+      <w:tr ns2:paraId="2F6221F0" ns2:textId="77777777">
+        <w:trPr>
+          <w:trHeight w:val="510" w:hRule="atLeast"/>
+          <w:jc w:val="center"/>
+        </w:trPr>
+        <w:tc>
+          <w:tcPr>
+            <w:tcW w:w="820" w:type="dxa"/>
+            <w:tcBorders>
+              <w:top w:val="single" w:sz="6" w:space="0" w:color="A6A6A6"/>
+              <w:left w:val="single" w:sz="6" w:space="0" w:color="A6A6A6"/>
+              <w:bottom w:val="single" w:sz="6" w:space="0" w:color="A6A6A6"/>
+              <w:right w:val="single" w:sz="6" w:space="0" w:color="A6A6A6"/>
+            </w:tcBorders>
+            <w:vAlign w:val="center"/>
+            <w:tcMar>
+              <w:top w:w="0" w:type="dxa"/>
+              <w:left w:w="0" w:type="dxa"/>
+              <w:bottom w:w="0" w:type="dxa"/>
+              <w:right w:w="0" w:type="dxa"/>
+            </w:tcMar>
+          </w:tcPr>
+          <w:p ns2:paraId="4C5A9203" ns2:textId="77777777">
+            <w:pPr>
+              <w:spacing w:line="240" w:lineRule="auto"/>
+              <w:rPr>
+                <w:sz w:val="24"/>
+                <w:szCs w:val="24"/>
+              </w:rPr>
+            </w:pPr>
+          </w:p>
+        </w:tc>
+        <w:tc>
+          <w:tcPr>
+            <w:tcW w:w="6875" w:type="dxa"/>
+            <w:tcBorders>
+              <w:top w:val="single" w:sz="6" w:space="0" w:color="A6A6A6"/>
+              <w:left w:val="single" w:sz="6" w:space="0" w:color="A6A6A6"/>
+              <w:bottom w:val="single" w:sz="6" w:space="0" w:color="A6A6A6"/>
+              <w:right w:val="single" w:sz="6" w:space="0" w:color="A6A6A6"/>
+            </w:tcBorders>
+            <w:vAlign w:val="center"/>
+            <w:tcMar>
+              <w:top w:w="0" w:type="dxa"/>
+              <w:left w:w="0" w:type="dxa"/>
+              <w:bottom w:w="0" w:type="dxa"/>
+              <w:right w:w="0" w:type="dxa"/>
+            </w:tcMar>
+          </w:tcPr>
+          <w:p ns2:paraId="49A0689D" ns2:textId="77777777">
+            <w:pPr>
+              <w:spacing w:line="240" w:lineRule="auto"/>
+              <w:rPr>
+                <w:sz w:val="24"/>
+                <w:szCs w:val="24"/>
+              </w:rPr>
+            </w:pPr>
+          </w:p>
+        </w:tc>
+        <w:tc>
+          <w:tcPr>
+            <w:tcW w:w="1866" w:type="dxa"/>
+            <w:tcBorders>
+              <w:top w:val="single" w:sz="6" w:space="0" w:color="A6A6A6"/>
+              <w:left w:val="single" w:sz="6" w:space="0" w:color="A6A6A6"/>
+              <w:bottom w:val="single" w:sz="6" w:space="0" w:color="A6A6A6"/>
+              <w:right w:val="single" w:sz="6" w:space="0" w:color="A6A6A6"/>
+            </w:tcBorders>
+            <w:vAlign w:val="center"/>
+            <w:tcMar>
+              <w:top w:w="0" w:type="dxa"/>
+              <w:left w:w="0" w:type="dxa"/>
+              <w:bottom w:w="0" w:type="dxa"/>
+              <w:right w:w="0" w:type="dxa"/>
+            </w:tcMar>
+          </w:tcPr>
+          <w:p ns2:paraId="29DA1B9D" ns2:textId="77777777">
+            <w:pPr>
+              <w:spacing w:line="240" w:lineRule="auto"/>
+              <w:jc w:val="right"/>
+              <w:rPr>
+                <w:sz w:val="24"/>
+                <w:szCs w:val="24"/>
+              </w:rPr>
+            </w:pPr>
+          </w:p>
+        </w:tc>
+      </w:tr>
+      <w:tr ns2:paraId="6BE409F0" ns2:textId="77777777">
+        <w:trPr>
+          <w:trHeight w:val="510" w:hRule="atLeast"/>
+          <w:jc w:val="center"/>
+        </w:trPr>
+        <w:tc>
+          <w:tcPr>
+            <w:tcW w:w="820" w:type="dxa"/>
+            <w:tcBorders>
+              <w:top w:val="single" w:sz="6" w:space="0" w:color="A6A6A6"/>
+              <w:left w:val="single" w:sz="6" w:space="0" w:color="A6A6A6"/>
+              <w:bottom w:val="single" w:sz="6" w:space="0" w:color="A6A6A6"/>
+              <w:right w:val="single" w:sz="6" w:space="0" w:color="A6A6A6"/>
+            </w:tcBorders>
+            <w:vAlign w:val="center"/>
+            <w:tcMar>
+              <w:top w:w="0" w:type="dxa"/>
+              <w:left w:w="0" w:type="dxa"/>
+              <w:bottom w:w="0" w:type="dxa"/>
+              <w:right w:w="0" w:type="dxa"/>
+            </w:tcMar>
+          </w:tcPr>
+          <w:p ns2:paraId="62BCCE1A" ns2:textId="77777777">
+            <w:pPr>
+              <w:spacing w:line="240" w:lineRule="auto"/>
+              <w:rPr>
+                <w:sz w:val="24"/>
+                <w:szCs w:val="24"/>
+              </w:rPr>
+            </w:pPr>
+          </w:p>
+        </w:tc>
+        <w:tc>
+          <w:tcPr>
+            <w:tcW w:w="6875" w:type="dxa"/>
+            <w:tcBorders>
+              <w:top w:val="single" w:sz="6" w:space="0" w:color="A6A6A6"/>
+              <w:left w:val="single" w:sz="6" w:space="0" w:color="A6A6A6"/>
+              <w:bottom w:val="single" w:sz="6" w:space="0" w:color="A6A6A6"/>
+              <w:right w:val="single" w:sz="6" w:space="0" w:color="A6A6A6"/>
+            </w:tcBorders>
+            <w:vAlign w:val="center"/>
+            <w:tcMar>
+              <w:top w:w="0" w:type="dxa"/>
+              <w:left w:w="0" w:type="dxa"/>
+              <w:bottom w:w="0" w:type="dxa"/>
+              <w:right w:w="0" w:type="dxa"/>
+            </w:tcMar>
+          </w:tcPr>
+          <w:p ns2:paraId="003B9417" ns2:textId="77777777">
+            <w:pPr>
+              <w:spacing w:line="240" w:lineRule="auto"/>
+              <w:rPr>
+                <w:sz w:val="24"/>
+                <w:szCs w:val="24"/>
+              </w:rPr>
+            </w:pPr>
+          </w:p>
+        </w:tc>
+        <w:tc>
+          <w:tcPr>
+            <w:tcW w:w="1866" w:type="dxa"/>
+            <w:tcBorders>
+              <w:top w:val="single" w:sz="6" w:space="0" w:color="A6A6A6"/>
+              <w:left w:val="single" w:sz="6" w:space="0" w:color="A6A6A6"/>
+              <w:bottom w:val="single" w:sz="6" w:space="0" w:color="A6A6A6"/>
+              <w:right w:val="single" w:sz="6" w:space="0" w:color="A6A6A6"/>
+            </w:tcBorders>
+            <w:vAlign w:val="center"/>
+            <w:tcMar>
+              <w:top w:w="0" w:type="dxa"/>
+              <w:left w:w="0" w:type="dxa"/>
+              <w:bottom w:w="0" w:type="dxa"/>
+              <w:right w:w="0" w:type="dxa"/>
+            </w:tcMar>
+          </w:tcPr>
+          <w:p ns2:paraId="08ACE544" ns2:textId="77777777">
+            <w:pPr>
+              <w:spacing w:line="240" w:lineRule="auto"/>
+              <w:jc w:val="right"/>
+              <w:rPr>
+                <w:sz w:val="24"/>
+                <w:szCs w:val="24"/>
+              </w:rPr>
+            </w:pPr>
+          </w:p>
+        </w:tc>
+      </w:tr>
+      <w:tr ns2:paraId="425140E7" ns2:textId="77777777">
+        <w:trPr>
+          <w:trHeight w:val="510" w:hRule="atLeast"/>
+          <w:jc w:val="center"/>
+        </w:trPr>
+        <w:tc>
+          <w:tcPr>
+            <w:tcW w:w="820" w:type="dxa"/>
+            <w:tcBorders>
+              <w:top w:val="single" w:sz="6" w:space="0" w:color="A6A6A6"/>
+              <w:left w:val="single" w:sz="6" w:space="0" w:color="A6A6A6"/>
+              <w:bottom w:val="single" w:sz="6" w:space="0" w:color="A6A6A6"/>
+              <w:right w:val="single" w:sz="6" w:space="0" w:color="A6A6A6"/>
+            </w:tcBorders>
+            <w:vAlign w:val="center"/>
+            <w:tcMar>
+              <w:top w:w="0" w:type="dxa"/>
+              <w:left w:w="85" w:type="dxa"/>
+              <w:bottom w:w="0" w:type="dxa"/>
+              <w:right w:w="85" w:type="dxa"/>
+            </w:tcMar>
+          </w:tcPr>
+          <w:p ns2:paraId="139392F5" ns2:textId="77777777">
+            <w:pPr>
+              <w:spacing w:line="240" w:lineRule="auto"/>
+              <w:rPr>
+                <w:sz w:val="24"/>
+                <w:szCs w:val="24"/>
+              </w:rPr>
+            </w:pPr>
+          </w:p>
+        </w:tc>
+        <w:tc>
+          <w:tcPr>
+            <w:tcW w:w="6875" w:type="dxa"/>
+            <w:tcBorders>
+              <w:top w:val="single" w:sz="6" w:space="0" w:color="A6A6A6"/>
+              <w:left w:val="single" w:sz="6" w:space="0" w:color="A6A6A6"/>
+              <w:bottom w:val="single" w:sz="6" w:space="0" w:color="A6A6A6"/>
+              <w:right w:val="single" w:sz="6" w:space="0" w:color="A6A6A6"/>
+            </w:tcBorders>
+            <w:vAlign w:val="center"/>
+            <w:tcMar>
+              <w:top w:w="0" w:type="dxa"/>
+              <w:left w:w="85" w:type="dxa"/>
+              <w:bottom w:w="0" w:type="dxa"/>
+              <w:right w:w="85" w:type="dxa"/>
+            </w:tcMar>
+          </w:tcPr>
+          <w:p ns2:paraId="1F798617" ns2:textId="77777777">
+            <w:pPr>
+              <w:spacing w:line="240" w:lineRule="auto"/>
+              <w:jc w:val="right"/>
+              <w:rPr>
+                <w:b/>
+                <w:sz w:val="24"/>
+                <w:szCs w:val="24"/>
+              </w:rPr>
+            </w:pPr>
+            <w:r>
+              <w:rPr>
+                <w:b/>
+                <w:sz w:val="24"/>
+                <w:szCs w:val="24"/>
+              </w:rPr>
+              <w:t>${subtotal_label}</w:t>
+            </w:r>
+          </w:p>
+        </w:tc>
+        <w:tc>
+          <w:tcPr>
+            <w:tcW w:w="1866" w:type="dxa"/>
+            <w:tcBorders>
+              <w:top w:val="single" w:sz="6" w:space="0" w:color="A6A6A6"/>
+              <w:left w:val="single" w:sz="6" w:space="0" w:color="A6A6A6"/>
+              <w:bottom w:val="single" w:sz="6" w:space="0" w:color="A6A6A6"/>
+              <w:right w:val="single" w:sz="6" w:space="0" w:color="A6A6A6"/>
+            </w:tcBorders>
+            <w:vAlign w:val="center"/>
+            <w:tcMar>
+              <w:top w:w="0" w:type="dxa"/>
+              <w:left w:w="85" w:type="dxa"/>
+              <w:bottom w:w="0" w:type="dxa"/>
+              <w:right w:w="85" w:type="dxa"/>
+            </w:tcMar>
+          </w:tcPr>
+          <w:p ns2:paraId="1419F178" ns2:textId="77777777">
+            <w:pPr>
+              <w:spacing w:line="240" w:lineRule="auto"/>
+              <w:jc w:val="right"/>
+              <w:rPr>
+                <w:sz w:val="24"/>
+                <w:szCs w:val="24"/>
+              </w:rPr>
+            </w:pPr>
+            <w:r>
+              <w:rPr>
+                <w:sz w:val="24"/>
+                <w:szCs w:val="24"/>
+              </w:rPr>
+              <w:t>${subtotal_amount}</w:t>
+            </w:r>
+          </w:p>
+        </w:tc>
+      </w:tr>
+      <w:tr ns2:paraId="11BB0FA4" ns2:textId="77777777">
+        <w:trPr>
+          <w:trHeight w:val="510" w:hRule="atLeast"/>
+          <w:jc w:val="center"/>
+        </w:trPr>
+        <w:tc>
+          <w:tcPr>
+            <w:tcW w:w="820" w:type="dxa"/>
+            <w:tcBorders>
+              <w:top w:val="single" w:sz="6" w:space="0" w:color="A6A6A6"/>
+              <w:left w:val="single" w:sz="6" w:space="0" w:color="A6A6A6"/>
+              <w:bottom w:val="single" w:sz="6" w:space="0" w:color="A6A6A6"/>
+              <w:right w:val="single" w:sz="6" w:space="0" w:color="A6A6A6"/>
+            </w:tcBorders>
+            <w:vAlign w:val="center"/>
+            <w:tcMar>
+              <w:top w:w="0" w:type="dxa"/>
+              <w:left w:w="85" w:type="dxa"/>
+              <w:bottom w:w="0" w:type="dxa"/>
+              <w:right w:w="85" w:type="dxa"/>
+            </w:tcMar>
+          </w:tcPr>
+          <w:p ns2:paraId="4233B7DF" ns2:textId="77777777">
+            <w:pPr>
+              <w:spacing w:line="240" w:lineRule="auto"/>
+              <w:rPr>
+                <w:sz w:val="24"/>
+                <w:szCs w:val="24"/>
+              </w:rPr>
+            </w:pPr>
+          </w:p>
+        </w:tc>
+        <w:tc>
+          <w:tcPr>
+            <w:tcW w:w="6875" w:type="dxa"/>
+            <w:tcBorders>
+              <w:top w:val="single" w:sz="6" w:space="0" w:color="A6A6A6"/>
+              <w:left w:val="single" w:sz="6" w:space="0" w:color="A6A6A6"/>
+              <w:bottom w:val="single" w:sz="6" w:space="0" w:color="A6A6A6"/>
+              <w:right w:val="single" w:sz="6" w:space="0" w:color="A6A6A6"/>
+            </w:tcBorders>
+            <w:vAlign w:val="center"/>
+            <w:tcMar>
+              <w:top w:w="0" w:type="dxa"/>
+              <w:left w:w="85" w:type="dxa"/>
+              <w:bottom w:w="0" w:type="dxa"/>
+              <w:right w:w="85" w:type="dxa"/>
+            </w:tcMar>
+          </w:tcPr>
+          <w:p ns2:paraId="5521AEFE" ns2:textId="77777777">
+            <w:pPr>
+              <w:spacing w:line="240" w:lineRule="auto"/>
+              <w:jc w:val="right"/>
+              <w:rPr>
+                <w:b/>
+                <w:sz w:val="24"/>
+                <w:szCs w:val="24"/>
+              </w:rPr>
+            </w:pPr>
+            <w:r>
+              <w:rPr>
+                <w:b/>
+                <w:sz w:val="24"/>
+                <w:szCs w:val="24"/>
+              </w:rPr>
+              <w:t>${vat_label}</w:t>
+            </w:r>
+          </w:p>
+        </w:tc>
+        <w:tc>
+          <w:tcPr>
+            <w:tcW w:w="1866" w:type="dxa"/>
+            <w:tcBorders>
+              <w:top w:val="single" w:sz="6" w:space="0" w:color="A6A6A6"/>
+              <w:left w:val="single" w:sz="6" w:space="0" w:color="A6A6A6"/>
+              <w:bottom w:val="single" w:sz="6" w:space="0" w:color="A6A6A6"/>
+              <w:right w:val="single" w:sz="6" w:space="0" w:color="A6A6A6"/>
+            </w:tcBorders>
+            <w:vAlign w:val="center"/>
+            <w:tcMar>
+              <w:top w:w="0" w:type="dxa"/>
+              <w:left w:w="85" w:type="dxa"/>
+              <w:bottom w:w="0" w:type="dxa"/>
+              <w:right w:w="85" w:type="dxa"/>
+            </w:tcMar>
+          </w:tcPr>
+          <w:p ns2:paraId="08431CF8" ns2:textId="77777777">
+            <w:pPr>
+              <w:spacing w:line="240" w:lineRule="auto"/>
+              <w:jc w:val="right"/>
+              <w:rPr>
+                <w:sz w:val="24"/>
+                <w:szCs w:val="24"/>
+              </w:rPr>
+            </w:pPr>
+            <w:r>
+              <w:rPr>
+                <w:sz w:val="24"/>
+                <w:szCs w:val="24"/>
+              </w:rPr>
+              <w:t>${vat_amount}</w:t>
+            </w:r>
+          </w:p>
+        </w:tc>
+      </w:tr>
+      <w:tr ns2:paraId="1F0501C9" ns2:textId="77777777">
+        <w:trPr>
+          <w:trHeight w:val="510" w:hRule="atLeast"/>
+          <w:jc w:val="center"/>
+        </w:trPr>
+        <w:tc>
+          <w:tcPr>
+            <w:tcW w:w="820" w:type="dxa"/>
+            <w:tcBorders>
+              <w:top w:val="single" w:sz="6" w:space="0" w:color="A6A6A6"/>
+              <w:left w:val="single" w:sz="6" w:space="0" w:color="A6A6A6"/>
+              <w:bottom w:val="single" w:sz="6" w:space="0" w:color="A6A6A6"/>
+              <w:right w:val="single" w:sz="6" w:space="0" w:color="A6A6A6"/>
+            </w:tcBorders>
+            <w:vAlign w:val="center"/>
+            <w:tcMar>
+              <w:top w:w="0" w:type="dxa"/>
+              <w:left w:w="85" w:type="dxa"/>
+              <w:bottom w:w="0" w:type="dxa"/>
+              <w:right w:w="85" w:type="dxa"/>
+            </w:tcMar>
+          </w:tcPr>
+          <w:p ns2:paraId="5053CD3C" ns2:textId="77777777">
+            <w:pPr>
+              <w:spacing w:line="240" w:lineRule="auto"/>
+              <w:rPr>
+                <w:sz w:val="24"/>
+                <w:szCs w:val="24"/>
+              </w:rPr>
+            </w:pPr>
+          </w:p>
+        </w:tc>
+        <w:tc>
+          <w:tcPr>
+            <w:tcW w:w="6875" w:type="dxa"/>
+            <w:tcBorders>
+              <w:top w:val="single" w:sz="6" w:space="0" w:color="A6A6A6"/>
+              <w:left w:val="single" w:sz="6" w:space="0" w:color="A6A6A6"/>
+              <w:bottom w:val="single" w:sz="6" w:space="0" w:color="A6A6A6"/>
+              <w:right w:val="nil"/>
+            </w:tcBorders>
+            <w:vAlign w:val="center"/>
+            <w:tcMar>
+              <w:top w:w="0" w:type="dxa"/>
+              <w:left w:w="85" w:type="dxa"/>
+              <w:bottom w:w="0" w:type="dxa"/>
+              <w:right w:w="85" w:type="dxa"/>
+            </w:tcMar>
+          </w:tcPr>
+          <w:p ns2:paraId="39F55BA7" ns2:textId="77777777">
+            <w:pPr>
+              <w:spacing w:line="240" w:lineRule="auto"/>
+              <w:jc w:val="right"/>
+              <w:rPr>
+                <w:b/>
+                <w:sz w:val="24"/>
+                <w:szCs w:val="24"/>
+              </w:rPr>
+            </w:pPr>
+            <w:r>
+              <w:rPr>
+                <w:b/>
+                <w:sz w:val="24"/>
+                <w:szCs w:val="24"/>
+              </w:rPr>
+              <w:t>${total_label}</w:t>
+            </w:r>
+          </w:p>
+        </w:tc>
+        <w:tc>
+          <w:tcPr>
+            <w:tcW w:w="1866" w:type="dxa"/>
+            <w:tcBorders>
+              <w:top w:val="single" w:sz="6" w:space="0" w:color="A6A6A6"/>
+              <w:left w:val="single" w:sz="6" w:space="0" w:color="A6A6A6"/>
+              <w:bottom w:val="single" w:sz="6" w:space="0" w:color="A6A6A6"/>
+              <w:right w:val="single" w:sz="6" w:space="0" w:color="A6A6A6"/>
+            </w:tcBorders>
+            <w:vAlign w:val="center"/>
+            <w:tcMar>
+              <w:top w:w="0" w:type="dxa"/>
+              <w:left w:w="85" w:type="dxa"/>
+              <w:bottom w:w="0" w:type="dxa"/>
+              <w:right w:w="85" w:type="dxa"/>
+            </w:tcMar>
+          </w:tcPr>
+          <w:p ns2:paraId="14C9DBE1" ns2:textId="77777777">
+            <w:pPr>
+              <w:spacing w:line="240" w:lineRule="auto"/>
+              <w:jc w:val="right"/>
+              <w:rPr>
+                <w:b/>
+                <w:sz w:val="24"/>
+                <w:szCs w:val="24"/>
+              </w:rPr>
+            </w:pPr>
+            <w:r>
+              <w:rPr>
+                <w:b/>
+                <w:sz w:val="24"/>
+                <w:szCs w:val="24"/>
+              </w:rPr>
+              <w:t>${total_amount}</w:t>
+            </w:r>
+          </w:p>
+        </w:tc>
+      </w:tr>
+    </w:tbl>
+    <w:tbl>
+      <w:tblPr>
+        <w:tblStyle w:val="af2"/>
+        <w:tblW w:w="7224" w:type="dxa"/>
+        <w:tblInd w:w="0" w:type="dxa"/>
+        <w:tblLayout w:type="fixed"/>
+        <w:tblLook w:val="0400" w:firstRow="0" w:lastRow="0" w:firstColumn="0" w:lastColumn="0" w:noHBand="0" w:noVBand="1"/>
+        <w:tblCellMar>
+          <w:top w:w="0"/>
+          <w:left w:w="0"/>
+          <w:bottom w:w="0"/>
+          <w:right w:w="0"/>
+        </w:tblCellMar>
+        <w:tblBorders>
+          <w:top w:val="nil"/>
+          <w:left w:val="nil"/>
+          <w:bottom w:val="nil"/>
+          <w:right w:val="nil"/>
+          <w:insideH w:val="nil"/>
+          <w:insideV w:val="nil"/>
+        </w:tblBorders>
+      </w:tblPr>
+      <w:tblGrid>
+        <w:gridCol w:w="4674"/>
+        <w:gridCol w:w="2550"/>
+      </w:tblGrid>
+      <w:tr ns2:paraId="205EF738" ns2:textId="77777777">
+        <w:trPr>
+          <w:trHeight w:val="1700" w:hRule="exact"/>
+        </w:trPr>
+        <w:tc>
+          <w:tcPr>
+            <w:tcW w:w="4674" w:type="dxa"/>
+          </w:tcPr>
+          <w:p ns2:paraId="1BE5AEDF" ns2:textId="77777777">
             <w:pPr>
               <w:spacing w:line="240" w:lineRule="auto"/>
               <w:jc w:val="center"/>
               <w:rPr>
                 <w:b/>
                 <w:smallCaps/>
-                <w:sz w:val="24"/>
-                <w:szCs w:val="24"/>
-              </w:rPr>
-            </w:pPr>
-            <w:r>
+                <w:sz w:val="20"/>
+                <w:szCs w:val="20"/>
+              </w:rPr>
+            </w:pPr>
+          </w:p>
+        </w:tc>
+        <w:tc>
+          <w:tcPr>
+            <w:tcW w:w="2550" w:type="dxa"/>
+          </w:tcPr>
+          <w:p ns2:paraId="55726379" ns2:textId="77777777">
+            <w:pPr>
+              <w:spacing w:line="240" w:lineRule="auto"/>
+              <w:jc w:val="center"/>
               <w:rPr>
                 <w:b/>
                 <w:smallCaps/>
-                <w:sz w:val="24"/>
-                <w:szCs w:val="24"/>
-              </w:rPr>
-              <w:t>${amount_label}</w:t>
+                <w:sz w:val="20"/>
+                <w:szCs w:val="20"/>
+              </w:rPr>
+            </w:pPr>
+          </w:p>
+        </w:tc>
+      </w:tr>
+      <w:tr ns2:paraId="281A3E04" ns2:textId="77777777">
+        <w:trPr>
+          <w:trHeight w:val="283" w:hRule="exact"/>
+        </w:trPr>
+        <w:tc>
+          <w:tcPr>
+            <w:tcW w:w="4674" w:type="dxa"/>
+            <w:vAlign w:val="center"/>
+          </w:tcPr>
+          <w:p ns2:paraId="763EE626" ns2:textId="77777777">
+            <w:pPr>
+              <w:spacing w:line="276" w:lineRule="auto"/>
+              <w:rPr>
+                <w:sz w:val="24"/>
+                <w:szCs w:val="24"/>
+              </w:rPr>
+            </w:pPr>
+            <w:r>
+              <w:rPr>
+                <w:sz w:val="24"/>
+                <w:szCs w:val="24"/>
+              </w:rPr>
+              <w:t>${director_line}</w:t>
+            </w:r>
+            <w:r>
+              <w:rPr>
+                <w:sz w:val="24"/>
+                <w:szCs w:val="24"/>
+              </w:rPr>
+              <w:t/>
+            </w:r>
+          </w:p>
+        </w:tc>
+        <w:tc>
+          <w:tcPr>
+            <w:tcW w:w="2550" w:type="dxa"/>
+            <w:vAlign w:val="center"/>
+            <w:tcBorders>
+              <w:bottom w:val="single" w:sz="6" w:space="0" w:color="000000"/>
+            </w:tcBorders>
+          </w:tcPr>
+          <w:p ns2:paraId="66103298" ns2:textId="77777777">
+            <w:pPr>
+              <w:spacing w:line="0" w:lineRule="exact" w:before="0" w:after="0"/>
+              <w:rPr>
+                <w:sz w:val="20"/>
+                <w:szCs w:val="20"/>
+              </w:rPr>
+            </w:pPr>
+          </w:p>
+        </w:tc>
+      </w:tr>
+      <w:tr ns2:paraId="4A0207DF" ns2:textId="77777777">
+        <w:trPr>
+          <w:trHeight w:val="283" w:hRule="exact"/>
+        </w:trPr>
+        <w:tc>
+          <w:tcPr>
+            <w:tcW w:w="4674" w:type="dxa"/>
+          </w:tcPr>
+          <w:p ns2:paraId="11C9F759" ns2:textId="77777777">
+            <w:pPr>
+              <w:spacing w:line="240" w:lineRule="auto"/>
+              <w:rPr>
+                <w:sz w:val="20"/>
+                <w:szCs w:val="20"/>
+              </w:rPr>
+            </w:pPr>
+            <w:r>
+              <w:t/>
+            </w:r>
+          </w:p>
+        </w:tc>
+        <w:tc>
+          <w:tcPr>
+            <w:tcW w:w="2550" w:type="dxa"/>
+            <w:vAlign w:val="top"/>
+          </w:tcPr>
+          <w:p ns2:paraId="14102256" ns2:textId="77777777">
+            <w:pPr>
+              <w:spacing w:before="0" w:after="0" w:line="250" w:lineRule="exact"/>
+              <w:jc w:val="right"/>
+              <w:rPr>
+                <w:sz w:val="20"/>
+                <w:szCs w:val="20"/>
+              </w:rPr>
+            </w:pPr>
+            <w:r>
+              <w:rPr>
+                <w:sz w:val="20"/>
+                <w:szCs w:val="20"/>
+              </w:rPr>
+              <w:t>M.Y.</w:t>
             </w:r>
           </w:p>
         </w:tc>
       </w:tr>
       <w:tr>
         <w:trPr>
-          <w:jc w:val="center"/>
+          <w:trHeight w:val="776" w:hRule="exact"/>
         </w:trPr>
         <w:tc>
           <w:tcPr>
-            <w:tcW w:w="820" w:type="dxa"/>
-            <w:tcBorders>
-              <w:top w:val="nil"/>
-              <w:left w:val="single" w:sz="4" w:space="0" w:color="A6A6A6"/>
-              <w:bottom w:val="single" w:sz="4" w:space="0" w:color="A6A6A6"/>
-              <w:right w:val="single" w:sz="4" w:space="0" w:color="A6A6A6"/>
-            </w:tcBorders>
-            <w:vAlign w:val="center"/>
-          </w:tcPr>
-          <w:p>
-            <w:pPr>
-              <w:spacing w:line="240" w:lineRule="auto"/>
+            <w:tcW w:w="7224" w:type="dxa"/>
+            <w:gridSpan w:val="2"/>
+            <w:vAlign w:val="bottom"/>
+          </w:tcPr>
+          <w:p ns2:paraId="066DB171" ns2:textId="77777777">
+            <w:pPr>
+              <w:pBdr>
+                <w:top w:val="nil"/>
+                <w:left w:val="nil"/>
+                <w:bottom w:val="nil"/>
+                <w:right w:val="nil"/>
+                <w:between w:val="nil"/>
+              </w:pBdr>
+              <w:spacing w:before="0" w:after="0" w:line="276" w:lineRule="exact"/>
               <w:jc w:val="center"/>
               <w:rPr>
-                <w:sz w:val="24"/>
-                <w:szCs w:val="24"/>
-              </w:rPr>
-            </w:pPr>
-            <w:r>
-              <w:rPr>
-                <w:sz w:val="24"/>
-                <w:szCs w:val="24"/>
-              </w:rPr>
-              <w:t>${line_no}</w:t>
-            </w:r>
-          </w:p>
-        </w:tc>
-        <w:tc>
-          <w:tcPr>
-            <w:tcW w:w="6876" w:type="dxa"/>
-            <w:tcBorders>
-              <w:top w:val="nil"/>
-              <w:left w:val="single" w:sz="4" w:space="0" w:color="A6A6A6"/>
-              <w:bottom w:val="single" w:sz="4" w:space="0" w:color="A6A6A6"/>
-              <w:right w:val="single" w:sz="4" w:space="0" w:color="A6A6A6"/>
-            </w:tcBorders>
-            <w:vAlign w:val="center"/>
-          </w:tcPr>
-          <w:p>
-            <w:pPr>
-              <w:spacing w:line="240" w:lineRule="auto"/>
-              <w:rPr>
-                <w:sz w:val="24"/>
-                <w:szCs w:val="24"/>
-              </w:rPr>
-            </w:pPr>
-            <w:bookmarkStart w:id="1" w:name="_heading=h.gjdgxs" w:colFirst="0" w:colLast="0"/>
-            <w:bookmarkEnd w:id="1"/>
-            <w:r>
-              <w:rPr>
-                <w:sz w:val="24"/>
-                <w:szCs w:val="24"/>
-              </w:rPr>
-              <w:t>${line_description}</w:t>
-            </w:r>
-            <w:r>
-              <w:rPr>
-                <w:sz w:val="24"/>
-                <w:szCs w:val="24"/>
-              </w:rPr>
-              <w:t/>
-            </w:r>
-            <w:r>
-              <w:rPr>
-                <w:sz w:val="24"/>
-                <w:szCs w:val="24"/>
-              </w:rPr>
-              <w:t/>
-            </w:r>
-            <w:r>
-              <w:rPr>
-                <w:sz w:val="24"/>
-                <w:szCs w:val="24"/>
-              </w:rPr>
-              <w:t/>
-            </w:r>
-            <w:r>
-              <w:rPr>
-                <w:sz w:val="24"/>
-                <w:szCs w:val="24"/>
-              </w:rPr>
-              <w:t/>
-            </w:r>
-            <w:r>
-              <w:rPr>
-                <w:sz w:val="24"/>
-                <w:szCs w:val="24"/>
-              </w:rPr>
-              <w:t/>
-            </w:r>
-            <w:r>
-              <w:rPr>
-                <w:sz w:val="24"/>
-                <w:szCs w:val="24"/>
-              </w:rPr>
-              <w:t/>
-            </w:r>
-            <w:r>
-              <w:rPr>
-                <w:sz w:val="24"/>
-                <w:szCs w:val="24"/>
-              </w:rPr>
-              <w:t/>
-            </w:r>
-            <w:r>
-              <w:rPr>
-                <w:sz w:val="24"/>
-                <w:szCs w:val="24"/>
-              </w:rPr>
-              <w:t/>
-            </w:r>
-            <w:r>
-              <w:rPr>
-                <w:sz w:val="24"/>
-                <w:szCs w:val="24"/>
-              </w:rPr>
-              <w:t/>
-            </w:r>
-            <w:r>
-              <w:rPr>
-                <w:sz w:val="24"/>
-                <w:szCs w:val="24"/>
-              </w:rPr>
-              <w:t/>
-            </w:r>
-            <w:r>
-              <w:rPr>
-                <w:sz w:val="24"/>
-                <w:szCs w:val="24"/>
-              </w:rPr>
-              <w:t/>
-            </w:r>
-            <w:r>
-              <w:rPr>
-                <w:sz w:val="24"/>
-                <w:szCs w:val="24"/>
-              </w:rPr>
-              <w:t/>
-            </w:r>
-          </w:p>
-        </w:tc>
-        <w:tc>
-          <w:tcPr>
-            <w:tcW w:w="1867" w:type="dxa"/>
-            <w:tcBorders>
-              <w:top w:val="nil"/>
-              <w:left w:val="single" w:sz="4" w:space="0" w:color="A6A6A6"/>
-              <w:bottom w:val="single" w:sz="4" w:space="0" w:color="A6A6A6"/>
-              <w:right w:val="single" w:sz="4" w:space="0" w:color="A6A6A6"/>
-            </w:tcBorders>
-            <w:vAlign w:val="center"/>
-          </w:tcPr>
-          <w:p>
-            <w:pPr>
-              <w:spacing w:line="240" w:lineRule="auto"/>
-              <w:jc w:val="right"/>
-              <w:rPr>
-                <w:sz w:val="24"/>
-                <w:szCs w:val="24"/>
-              </w:rPr>
-            </w:pPr>
-            <w:r>
-              <w:rPr>
-                <w:sz w:val="24"/>
-                <w:szCs w:val="24"/>
-              </w:rPr>
-              <w:t xml:space="preserve">${line_amount}</w:t>
-            </w:r>
-          </w:p>
-        </w:tc>
-      </w:tr>
-      <w:tr>
-        <w:trPr>
-          <w:jc w:val="center"/>
-        </w:trPr>
-        <w:tc>
-          <w:tcPr>
-            <w:tcW w:w="820" w:type="dxa"/>
-            <w:tcBorders>
-              <w:top w:val="single" w:sz="4" w:space="0" w:color="A6A6A6"/>
-              <w:left w:val="single" w:sz="4" w:space="0" w:color="A6A6A6"/>
-              <w:bottom w:val="single" w:sz="4" w:space="0" w:color="A6A6A6"/>
-              <w:right w:val="single" w:sz="4" w:space="0" w:color="A6A6A6"/>
-            </w:tcBorders>
-            <w:vAlign w:val="center"/>
-          </w:tcPr>
-          <w:p>
-            <w:pPr>
-              <w:spacing w:line="240" w:lineRule="auto"/>
-              <w:rPr>
-                <w:sz w:val="24"/>
-                <w:szCs w:val="24"/>
-              </w:rPr>
-            </w:pPr>
-          </w:p>
-        </w:tc>
-        <w:tc>
-          <w:tcPr>
-            <w:tcW w:w="6876" w:type="dxa"/>
-            <w:tcBorders>
-              <w:top w:val="single" w:sz="4" w:space="0" w:color="A6A6A6"/>
-              <w:left w:val="single" w:sz="4" w:space="0" w:color="A6A6A6"/>
-              <w:bottom w:val="single" w:sz="4" w:space="0" w:color="A6A6A6"/>
-              <w:right w:val="single" w:sz="4" w:space="0" w:color="A6A6A6"/>
-            </w:tcBorders>
-            <w:vAlign w:val="center"/>
-          </w:tcPr>
-          <w:p>
-            <w:pPr>
-              <w:spacing w:line="240" w:lineRule="auto"/>
-              <w:rPr>
-                <w:sz w:val="24"/>
-                <w:szCs w:val="24"/>
-              </w:rPr>
-            </w:pPr>
-          </w:p>
-        </w:tc>
-        <w:tc>
-          <w:tcPr>
-            <w:tcW w:w="1867" w:type="dxa"/>
-            <w:tcBorders>
-              <w:top w:val="single" w:sz="4" w:space="0" w:color="A6A6A6"/>
-              <w:left w:val="single" w:sz="4" w:space="0" w:color="A6A6A6"/>
-              <w:bottom w:val="single" w:sz="4" w:space="0" w:color="A6A6A6"/>
-              <w:right w:val="single" w:sz="4" w:space="0" w:color="A6A6A6"/>
-            </w:tcBorders>
-            <w:vAlign w:val="center"/>
-          </w:tcPr>
-          <w:p>
-            <w:pPr>
-              <w:spacing w:line="240" w:lineRule="auto"/>
-              <w:jc w:val="right"/>
-              <w:rPr>
-                <w:sz w:val="24"/>
-                <w:szCs w:val="24"/>
-              </w:rPr>
-            </w:pPr>
-          </w:p>
-        </w:tc>
-      </w:tr>
-      <w:tr>
-        <w:trPr>
-          <w:jc w:val="center"/>
-        </w:trPr>
-        <w:tc>
-          <w:tcPr>
-            <w:tcW w:w="820" w:type="dxa"/>
-            <w:tcBorders>
-              <w:top w:val="single" w:sz="4" w:space="0" w:color="A6A6A6"/>
-              <w:left w:val="single" w:sz="4" w:space="0" w:color="A6A6A6"/>
-              <w:bottom w:val="single" w:sz="4" w:space="0" w:color="A6A6A6"/>
-              <w:right w:val="single" w:sz="4" w:space="0" w:color="A6A6A6"/>
-            </w:tcBorders>
-            <w:vAlign w:val="center"/>
-          </w:tcPr>
-          <w:p>
-            <w:pPr>
-              <w:spacing w:line="240" w:lineRule="auto"/>
-              <w:rPr>
-                <w:sz w:val="24"/>
-                <w:szCs w:val="24"/>
-              </w:rPr>
-            </w:pPr>
-          </w:p>
-        </w:tc>
-        <w:tc>
-          <w:tcPr>
-            <w:tcW w:w="6876" w:type="dxa"/>
-            <w:tcBorders>
-              <w:top w:val="single" w:sz="4" w:space="0" w:color="A6A6A6"/>
-              <w:left w:val="single" w:sz="4" w:space="0" w:color="A6A6A6"/>
-              <w:bottom w:val="single" w:sz="4" w:space="0" w:color="A6A6A6"/>
-              <w:right w:val="single" w:sz="4" w:space="0" w:color="A6A6A6"/>
-            </w:tcBorders>
-            <w:vAlign w:val="center"/>
-          </w:tcPr>
-          <w:p>
-            <w:pPr>
-              <w:spacing w:line="240" w:lineRule="auto"/>
-              <w:rPr>
-                <w:sz w:val="24"/>
-                <w:szCs w:val="24"/>
-              </w:rPr>
-            </w:pPr>
-          </w:p>
-        </w:tc>
-        <w:tc>
-          <w:tcPr>
-            <w:tcW w:w="1867" w:type="dxa"/>
-            <w:tcBorders>
-              <w:top w:val="single" w:sz="4" w:space="0" w:color="A6A6A6"/>
-              <w:left w:val="single" w:sz="4" w:space="0" w:color="A6A6A6"/>
-              <w:bottom w:val="single" w:sz="4" w:space="0" w:color="A6A6A6"/>
-              <w:right w:val="single" w:sz="4" w:space="0" w:color="A6A6A6"/>
-            </w:tcBorders>
-            <w:vAlign w:val="center"/>
-          </w:tcPr>
-          <w:p>
-            <w:pPr>
-              <w:spacing w:line="240" w:lineRule="auto"/>
-              <w:jc w:val="right"/>
-              <w:rPr>
-                <w:sz w:val="24"/>
-                <w:szCs w:val="24"/>
-              </w:rPr>
-            </w:pPr>
-          </w:p>
-        </w:tc>
-      </w:tr>
-      <w:tr>
-        <w:trPr>
-          <w:jc w:val="center"/>
-        </w:trPr>
-        <w:tc>
-          <w:tcPr>
-            <w:tcW w:w="820" w:type="dxa"/>
-            <w:tcBorders>
-              <w:top w:val="single" w:sz="4" w:space="0" w:color="A6A6A6"/>
-              <w:left w:val="single" w:sz="4" w:space="0" w:color="A6A6A6"/>
-              <w:bottom w:val="single" w:sz="4" w:space="0" w:color="A6A6A6"/>
-              <w:right w:val="single" w:sz="4" w:space="0" w:color="A6A6A6"/>
-            </w:tcBorders>
-            <w:vAlign w:val="center"/>
-          </w:tcPr>
-          <w:p>
-            <w:pPr>
-              <w:spacing w:line="240" w:lineRule="auto"/>
-              <w:rPr>
-                <w:sz w:val="24"/>
-                <w:szCs w:val="24"/>
-              </w:rPr>
-            </w:pPr>
-          </w:p>
-        </w:tc>
-        <w:tc>
-          <w:tcPr>
-            <w:tcW w:w="6876" w:type="dxa"/>
-            <w:tcBorders>
-              <w:top w:val="single" w:sz="4" w:space="0" w:color="A6A6A6"/>
-              <w:left w:val="single" w:sz="4" w:space="0" w:color="A6A6A6"/>
-              <w:bottom w:val="single" w:sz="4" w:space="0" w:color="A6A6A6"/>
-              <w:right w:val="single" w:sz="4" w:space="0" w:color="A6A6A6"/>
-            </w:tcBorders>
-            <w:vAlign w:val="center"/>
-          </w:tcPr>
-          <w:p>
-            <w:pPr>
-              <w:spacing w:line="240" w:lineRule="auto"/>
-              <w:rPr>
-                <w:sz w:val="24"/>
-                <w:szCs w:val="24"/>
-              </w:rPr>
-            </w:pPr>
-          </w:p>
-        </w:tc>
-        <w:tc>
-          <w:tcPr>
-            <w:tcW w:w="1867" w:type="dxa"/>
-            <w:tcBorders>
-              <w:top w:val="single" w:sz="4" w:space="0" w:color="A6A6A6"/>
-              <w:left w:val="single" w:sz="4" w:space="0" w:color="A6A6A6"/>
-              <w:bottom w:val="single" w:sz="4" w:space="0" w:color="A6A6A6"/>
-              <w:right w:val="single" w:sz="4" w:space="0" w:color="A6A6A6"/>
-            </w:tcBorders>
-            <w:vAlign w:val="center"/>
-          </w:tcPr>
-          <w:p>
-            <w:pPr>
-              <w:spacing w:line="240" w:lineRule="auto"/>
-              <w:jc w:val="right"/>
-              <w:rPr>
-                <w:sz w:val="24"/>
-                <w:szCs w:val="24"/>
-              </w:rPr>
-            </w:pPr>
-          </w:p>
-        </w:tc>
-      </w:tr>
-      <w:tr>
-        <w:trPr>
-          <w:jc w:val="center"/>
-        </w:trPr>
-        <w:tc>
-          <w:tcPr>
-            <w:tcW w:w="820" w:type="dxa"/>
-            <w:tcBorders>
-              <w:top w:val="single" w:sz="4" w:space="0" w:color="A6A6A6"/>
-              <w:left w:val="single" w:sz="4" w:space="0" w:color="A6A6A6"/>
-              <w:bottom w:val="single" w:sz="4" w:space="0" w:color="A6A6A6"/>
-              <w:right w:val="single" w:sz="4" w:space="0" w:color="A6A6A6"/>
-            </w:tcBorders>
-            <w:vAlign w:val="center"/>
-          </w:tcPr>
-          <w:p>
-            <w:pPr>
-              <w:spacing w:line="240" w:lineRule="auto"/>
-              <w:rPr>
-                <w:sz w:val="24"/>
-                <w:szCs w:val="24"/>
-              </w:rPr>
-            </w:pPr>
-          </w:p>
-        </w:tc>
-        <w:tc>
-          <w:tcPr>
-            <w:tcW w:w="6876" w:type="dxa"/>
-            <w:tcBorders>
-              <w:top w:val="single" w:sz="4" w:space="0" w:color="A6A6A6"/>
-              <w:left w:val="single" w:sz="4" w:space="0" w:color="A6A6A6"/>
-              <w:bottom w:val="single" w:sz="4" w:space="0" w:color="A6A6A6"/>
-              <w:right w:val="single" w:sz="4" w:space="0" w:color="A6A6A6"/>
-            </w:tcBorders>
-            <w:vAlign w:val="center"/>
-          </w:tcPr>
-          <w:p>
-            <w:pPr>
-              <w:spacing w:line="240" w:lineRule="auto"/>
-              <w:rPr>
-                <w:sz w:val="24"/>
-                <w:szCs w:val="24"/>
-              </w:rPr>
-            </w:pPr>
-          </w:p>
-        </w:tc>
-        <w:tc>
-          <w:tcPr>
-            <w:tcW w:w="1867" w:type="dxa"/>
-            <w:tcBorders>
-              <w:top w:val="single" w:sz="4" w:space="0" w:color="A6A6A6"/>
-              <w:left w:val="single" w:sz="4" w:space="0" w:color="A6A6A6"/>
-              <w:bottom w:val="single" w:sz="4" w:space="0" w:color="A6A6A6"/>
-              <w:right w:val="single" w:sz="4" w:space="0" w:color="A6A6A6"/>
-            </w:tcBorders>
-            <w:vAlign w:val="center"/>
-          </w:tcPr>
-          <w:p>
-            <w:pPr>
-              <w:spacing w:line="240" w:lineRule="auto"/>
-              <w:jc w:val="right"/>
-              <w:rPr>
-                <w:sz w:val="24"/>
-                <w:szCs w:val="24"/>
-              </w:rPr>
-            </w:pPr>
-          </w:p>
-        </w:tc>
-      </w:tr>
-      <w:tr>
-        <w:trPr>
-          <w:jc w:val="center"/>
-        </w:trPr>
-        <w:tc>
-          <w:tcPr>
-            <w:tcW w:w="820" w:type="dxa"/>
-            <w:tcBorders>
-              <w:top w:val="single" w:sz="4" w:space="0" w:color="A6A6A6"/>
-              <w:left w:val="single" w:sz="4" w:space="0" w:color="A6A6A6"/>
-              <w:bottom w:val="single" w:sz="4" w:space="0" w:color="A6A6A6"/>
-              <w:right w:val="single" w:sz="4" w:space="0" w:color="A6A6A6"/>
-            </w:tcBorders>
-            <w:vAlign w:val="center"/>
-          </w:tcPr>
-          <w:p>
-            <w:pPr>
-              <w:spacing w:line="240" w:lineRule="auto"/>
-              <w:rPr>
-                <w:sz w:val="24"/>
-                <w:szCs w:val="24"/>
-              </w:rPr>
-            </w:pPr>
-          </w:p>
-        </w:tc>
-        <w:tc>
-          <w:tcPr>
-            <w:tcW w:w="6876" w:type="dxa"/>
-            <w:tcBorders>
-              <w:top w:val="single" w:sz="4" w:space="0" w:color="A6A6A6"/>
-              <w:left w:val="single" w:sz="4" w:space="0" w:color="A6A6A6"/>
-              <w:bottom w:val="single" w:sz="4" w:space="0" w:color="A6A6A6"/>
-              <w:right w:val="single" w:sz="4" w:space="0" w:color="A6A6A6"/>
-            </w:tcBorders>
-            <w:vAlign w:val="center"/>
-          </w:tcPr>
-          <w:p>
-            <w:pPr>
-              <w:spacing w:line="240" w:lineRule="auto"/>
-              <w:rPr>
-                <w:sz w:val="24"/>
-                <w:szCs w:val="24"/>
-              </w:rPr>
-            </w:pPr>
-          </w:p>
-        </w:tc>
-        <w:tc>
-          <w:tcPr>
-            <w:tcW w:w="1867" w:type="dxa"/>
-            <w:tcBorders>
-              <w:top w:val="single" w:sz="4" w:space="0" w:color="A6A6A6"/>
-              <w:left w:val="single" w:sz="4" w:space="0" w:color="A6A6A6"/>
-              <w:bottom w:val="single" w:sz="4" w:space="0" w:color="A6A6A6"/>
-              <w:right w:val="single" w:sz="4" w:space="0" w:color="A6A6A6"/>
-            </w:tcBorders>
-            <w:vAlign w:val="center"/>
-          </w:tcPr>
-          <w:p>
-            <w:pPr>
-              <w:spacing w:line="240" w:lineRule="auto"/>
-              <w:jc w:val="right"/>
-              <w:rPr>
-                <w:sz w:val="24"/>
-                <w:szCs w:val="24"/>
-              </w:rPr>
-            </w:pPr>
-          </w:p>
-        </w:tc>
-      </w:tr>
-      <w:tr>
-        <w:trPr>
-          <w:jc w:val="center"/>
-        </w:trPr>
-        <w:tc>
-          <w:tcPr>
-            <w:tcW w:w="820" w:type="dxa"/>
-            <w:tcBorders>
-              <w:top w:val="single" w:sz="4" w:space="0" w:color="A6A6A6"/>
-              <w:left w:val="single" w:sz="4" w:space="0" w:color="A6A6A6"/>
-              <w:bottom w:val="single" w:sz="4" w:space="0" w:color="A6A6A6"/>
-              <w:right w:val="single" w:sz="4" w:space="0" w:color="A6A6A6"/>
-            </w:tcBorders>
-            <w:vAlign w:val="center"/>
-          </w:tcPr>
-          <w:p>
-            <w:pPr>
-              <w:spacing w:line="240" w:lineRule="auto"/>
-              <w:rPr>
-                <w:sz w:val="24"/>
-                <w:szCs w:val="24"/>
-              </w:rPr>
-            </w:pPr>
-          </w:p>
-        </w:tc>
-        <w:tc>
-          <w:tcPr>
-            <w:tcW w:w="6876" w:type="dxa"/>
-            <w:tcBorders>
-              <w:top w:val="single" w:sz="4" w:space="0" w:color="A6A6A6"/>
-              <w:left w:val="single" w:sz="4" w:space="0" w:color="A6A6A6"/>
-              <w:bottom w:val="single" w:sz="4" w:space="0" w:color="A6A6A6"/>
-              <w:right w:val="single" w:sz="4" w:space="0" w:color="A6A6A6"/>
-            </w:tcBorders>
-            <w:vAlign w:val="center"/>
-          </w:tcPr>
-          <w:p>
-            <w:pPr>
-              <w:spacing w:line="240" w:lineRule="auto"/>
-              <w:rPr>
-                <w:sz w:val="24"/>
-                <w:szCs w:val="24"/>
-              </w:rPr>
-            </w:pPr>
-          </w:p>
-        </w:tc>
-        <w:tc>
-          <w:tcPr>
-            <w:tcW w:w="1867" w:type="dxa"/>
-            <w:tcBorders>
-              <w:top w:val="single" w:sz="4" w:space="0" w:color="A6A6A6"/>
-              <w:left w:val="single" w:sz="4" w:space="0" w:color="A6A6A6"/>
-              <w:bottom w:val="single" w:sz="4" w:space="0" w:color="A6A6A6"/>
-              <w:right w:val="single" w:sz="4" w:space="0" w:color="A6A6A6"/>
-            </w:tcBorders>
-            <w:vAlign w:val="center"/>
-          </w:tcPr>
-          <w:p>
-            <w:pPr>
-              <w:spacing w:line="240" w:lineRule="auto"/>
-              <w:jc w:val="right"/>
-              <w:rPr>
-                <w:sz w:val="24"/>
-                <w:szCs w:val="24"/>
-              </w:rPr>
-            </w:pPr>
-          </w:p>
-        </w:tc>
-      </w:tr>
-      <w:tr>
-        <w:trPr>
-          <w:jc w:val="center"/>
-        </w:trPr>
-        <w:tc>
-          <w:tcPr>
-            <w:tcW w:w="820" w:type="dxa"/>
-            <w:tcBorders>
-              <w:top w:val="single" w:sz="4" w:space="0" w:color="A6A6A6"/>
-              <w:left w:val="single" w:sz="4" w:space="0" w:color="A6A6A6"/>
-              <w:bottom w:val="single" w:sz="4" w:space="0" w:color="A6A6A6"/>
-              <w:right w:val="single" w:sz="4" w:space="0" w:color="A6A6A6"/>
-            </w:tcBorders>
-            <w:vAlign w:val="center"/>
-          </w:tcPr>
-          <w:p>
-            <w:pPr>
-              <w:spacing w:line="240" w:lineRule="auto"/>
-              <w:rPr>
-                <w:sz w:val="24"/>
-                <w:szCs w:val="24"/>
-              </w:rPr>
-            </w:pPr>
-          </w:p>
-        </w:tc>
-        <w:tc>
-          <w:tcPr>
-            <w:tcW w:w="6876" w:type="dxa"/>
-            <w:tcBorders>
-              <w:top w:val="single" w:sz="4" w:space="0" w:color="A6A6A6"/>
-              <w:left w:val="single" w:sz="4" w:space="0" w:color="A6A6A6"/>
-              <w:bottom w:val="single" w:sz="4" w:space="0" w:color="A6A6A6"/>
-              <w:right w:val="single" w:sz="4" w:space="0" w:color="A6A6A6"/>
-            </w:tcBorders>
-            <w:vAlign w:val="center"/>
-          </w:tcPr>
-          <w:p>
-            <w:pPr>
-              <w:spacing w:line="240" w:lineRule="auto"/>
-              <w:jc w:val="right"/>
-              <w:rPr>
                 <w:b/>
-                <w:sz w:val="24"/>
-                <w:szCs w:val="24"/>
+                <w:sz w:val="20"/>
+                <w:szCs w:val="20"/>
               </w:rPr>
             </w:pPr>
             <w:r>
               <w:rPr>
                 <w:b/>
-                <w:sz w:val="24"/>
-                <w:szCs w:val="24"/>
-              </w:rPr>
-              <w:t>${subtotal_label}</w:t>
-            </w:r>
-          </w:p>
-        </w:tc>
-        <w:tc>
-          <w:tcPr>
-            <w:tcW w:w="1867" w:type="dxa"/>
-            <w:tcBorders>
-              <w:top w:val="single" w:sz="4" w:space="0" w:color="A6A6A6"/>
-              <w:left w:val="single" w:sz="4" w:space="0" w:color="A6A6A6"/>
-              <w:bottom w:val="single" w:sz="4" w:space="0" w:color="A6A6A6"/>
-              <w:right w:val="single" w:sz="4" w:space="0" w:color="A6A6A6"/>
-            </w:tcBorders>
-            <w:vAlign w:val="center"/>
-          </w:tcPr>
-          <w:p>
-            <w:pPr>
-              <w:spacing w:line="240" w:lineRule="auto"/>
-              <w:jc w:val="right"/>
-              <w:rPr>
-                <w:sz w:val="24"/>
-                <w:szCs w:val="24"/>
-              </w:rPr>
-            </w:pPr>
-            <w:r>
-              <w:rPr>
-                <w:sz w:val="24"/>
-                <w:szCs w:val="24"/>
-              </w:rPr>
-              <w:t>${subtotal_amount}</w:t>
-            </w:r>
-          </w:p>
-        </w:tc>
-      </w:tr>
-      <w:tr>
-        <w:trPr>
-          <w:jc w:val="center"/>
-        </w:trPr>
-        <w:tc>
-          <w:tcPr>
-            <w:tcW w:w="820" w:type="dxa"/>
-            <w:tcBorders>
-              <w:top w:val="single" w:sz="4" w:space="0" w:color="A6A6A6"/>
-              <w:left w:val="single" w:sz="4" w:space="0" w:color="A6A6A6"/>
-              <w:bottom w:val="single" w:sz="4" w:space="0" w:color="A6A6A6"/>
-              <w:right w:val="single" w:sz="4" w:space="0" w:color="A6A6A6"/>
-            </w:tcBorders>
-            <w:vAlign w:val="center"/>
-          </w:tcPr>
-          <w:p>
-            <w:pPr>
-              <w:spacing w:line="240" w:lineRule="auto"/>
-              <w:rPr>
-                <w:sz w:val="24"/>
-                <w:szCs w:val="24"/>
-              </w:rPr>
-            </w:pPr>
-          </w:p>
-        </w:tc>
-        <w:tc>
-          <w:tcPr>
-            <w:tcW w:w="6876" w:type="dxa"/>
-            <w:tcBorders>
-              <w:top w:val="single" w:sz="4" w:space="0" w:color="A6A6A6"/>
-              <w:left w:val="single" w:sz="4" w:space="0" w:color="A6A6A6"/>
-              <w:bottom w:val="single" w:sz="4" w:space="0" w:color="A6A6A6"/>
-              <w:right w:val="single" w:sz="4" w:space="0" w:color="A6A6A6"/>
-            </w:tcBorders>
-            <w:vAlign w:val="center"/>
-          </w:tcPr>
-          <w:p>
-            <w:pPr>
-              <w:spacing w:line="240" w:lineRule="auto"/>
-              <w:jc w:val="right"/>
-              <w:rPr>
-                <w:b/>
-                <w:sz w:val="24"/>
-                <w:szCs w:val="24"/>
-              </w:rPr>
-            </w:pPr>
-            <w:r>
-              <w:rPr>
-                <w:b/>
-                <w:sz w:val="24"/>
-                <w:szCs w:val="24"/>
-              </w:rPr>
-              <w:t>${vat_label}</w:t>
-            </w:r>
-          </w:p>
-        </w:tc>
-        <w:tc>
-          <w:tcPr>
-            <w:tcW w:w="1867" w:type="dxa"/>
-            <w:tcBorders>
-              <w:top w:val="single" w:sz="4" w:space="0" w:color="A6A6A6"/>
-              <w:left w:val="single" w:sz="4" w:space="0" w:color="A6A6A6"/>
-              <w:bottom w:val="single" w:sz="4" w:space="0" w:color="A6A6A6"/>
-              <w:right w:val="single" w:sz="4" w:space="0" w:color="A6A6A6"/>
-            </w:tcBorders>
-            <w:vAlign w:val="center"/>
-          </w:tcPr>
-          <w:p>
-            <w:pPr>
-              <w:spacing w:line="240" w:lineRule="auto"/>
-              <w:jc w:val="right"/>
-              <w:rPr>
-                <w:sz w:val="24"/>
-                <w:szCs w:val="24"/>
-              </w:rPr>
-            </w:pPr>
-            <w:r>
-              <w:rPr>
-                <w:sz w:val="24"/>
-                <w:szCs w:val="24"/>
-              </w:rPr>
-              <w:t>${vat_amount}</w:t>
-            </w:r>
-          </w:p>
-        </w:tc>
-      </w:tr>
-      <w:tr>
-        <w:trPr>
-          <w:jc w:val="center"/>
-        </w:trPr>
-        <w:tc>
-          <w:tcPr>
-            <w:tcW w:w="820" w:type="dxa"/>
-            <w:tcBorders>
-              <w:top w:val="single" w:sz="4" w:space="0" w:color="A6A6A6"/>
-              <w:left w:val="single" w:sz="4" w:space="0" w:color="A6A6A6"/>
-              <w:bottom w:val="single" w:sz="4" w:space="0" w:color="A6A6A6"/>
-              <w:right w:val="single" w:sz="4" w:space="0" w:color="A6A6A6"/>
-            </w:tcBorders>
-            <w:vAlign w:val="center"/>
-          </w:tcPr>
-          <w:p>
-            <w:pPr>
-              <w:spacing w:line="240" w:lineRule="auto"/>
-              <w:rPr>
-                <w:sz w:val="24"/>
-                <w:szCs w:val="24"/>
-              </w:rPr>
-            </w:pPr>
-          </w:p>
-        </w:tc>
-        <w:tc>
-          <w:tcPr>
-            <w:tcW w:w="6876" w:type="dxa"/>
-            <w:tcBorders>
-              <w:top w:val="single" w:sz="4" w:space="0" w:color="A6A6A6"/>
-              <w:left w:val="single" w:sz="4" w:space="0" w:color="A6A6A6"/>
-              <w:bottom w:val="single" w:sz="4" w:space="0" w:color="A6A6A6"/>
-              <w:right w:val="nil"/>
-            </w:tcBorders>
-            <w:vAlign w:val="center"/>
-          </w:tcPr>
-          <w:p>
-            <w:pPr>
-              <w:spacing w:line="240" w:lineRule="auto"/>
-              <w:jc w:val="right"/>
-              <w:rPr>
-                <w:b/>
-                <w:sz w:val="24"/>
-                <w:szCs w:val="24"/>
-              </w:rPr>
-            </w:pPr>
-            <w:r>
-              <w:rPr>
-                <w:b/>
-                <w:sz w:val="24"/>
-                <w:szCs w:val="24"/>
-              </w:rPr>
-              <w:t>${total_label}</w:t>
-            </w:r>
-          </w:p>
-        </w:tc>
-        <w:tc>
-          <w:tcPr>
-            <w:tcW w:w="1867" w:type="dxa"/>
-            <w:tcBorders>
-              <w:top w:val="single" w:sz="4" w:space="0" w:color="A6A6A6"/>
-              <w:left w:val="single" w:sz="4" w:space="0" w:color="A6A6A6"/>
-              <w:bottom w:val="single" w:sz="4" w:space="0" w:color="A6A6A6"/>
-              <w:right w:val="single" w:sz="4" w:space="0" w:color="A6A6A6"/>
-            </w:tcBorders>
-            <w:vAlign w:val="center"/>
-          </w:tcPr>
-          <w:p>
-            <w:pPr>
-              <w:spacing w:line="240" w:lineRule="auto"/>
-              <w:jc w:val="right"/>
-              <w:rPr>
-                <w:b/>
-                <w:sz w:val="24"/>
-                <w:szCs w:val="24"/>
-              </w:rPr>
-            </w:pPr>
-            <w:r>
-              <w:rPr>
-                <w:b/>
-                <w:sz w:val="24"/>
-                <w:szCs w:val="24"/>
-              </w:rPr>
-              <w:t>${total_amount}</w:t>
+                <w:sz w:val="20"/>
+                <w:szCs w:val="20"/>
+              </w:rPr>
+              <w:t>${footer}</w:t>
             </w:r>
           </w:p>
         </w:tc>
@@ -1530,281 +2037,24 @@
     </w:tbl>
     <w:p>
       <w:pPr>
+        <w:spacing w:before="0" w:after="0" w:line="20" w:lineRule="exact"/>
         <w:rPr>
-          <w:sz w:val="20"/>
-          <w:szCs w:val="20"/>
-        </w:rPr>
-      </w:pPr>
-    </w:p>
-    <w:p>
-      <w:pPr>
-        <w:rPr>
-          <w:sz w:val="20"/>
-          <w:szCs w:val="20"/>
-        </w:rPr>
-      </w:pPr>
-    </w:p>
-    <w:p>
-      <w:pPr>
-        <w:rPr>
-          <w:sz w:val="20"/>
-          <w:szCs w:val="20"/>
-        </w:rPr>
-      </w:pPr>
-    </w:p>
-    <w:tbl>
-      <w:tblPr>
-        <w:tblStyle w:val="af2"/>
-        <w:tblW w:w="7230" w:type="dxa"/>
-        <w:tblInd w:w="0" w:type="dxa"/>
-        <w:tblLayout w:type="fixed"/>
-        <w:tblLook w:val="0400" w:firstRow="0" w:lastRow="0" w:firstColumn="0" w:lastColumn="0" w:noHBand="0" w:noVBand="1"/>
-      </w:tblPr>
-      <w:tblGrid>
-        <w:gridCol w:w="4678"/>
-        <w:gridCol w:w="2552"/>
-      </w:tblGrid>
-      <w:tr>
-        <w:trPr>
-          <w:trHeight w:val="220"/>
-        </w:trPr>
-        <w:tc>
-          <w:tcPr>
-            <w:tcW w:w="4678" w:type="dxa"/>
-          </w:tcPr>
-          <w:p>
-            <w:pPr>
-              <w:spacing w:line="240" w:lineRule="auto"/>
-              <w:jc w:val="center"/>
-              <w:rPr>
-                <w:b/>
-                <w:smallCaps/>
-                <w:sz w:val="20"/>
-                <w:szCs w:val="20"/>
-              </w:rPr>
-            </w:pPr>
-          </w:p>
-        </w:tc>
-        <w:tc>
-          <w:tcPr>
-            <w:tcW w:w="2552" w:type="dxa"/>
-          </w:tcPr>
-          <w:p>
-            <w:pPr>
-              <w:spacing w:line="240" w:lineRule="auto"/>
-              <w:jc w:val="center"/>
-              <w:rPr>
-                <w:b/>
-                <w:smallCaps/>
-                <w:sz w:val="20"/>
-                <w:szCs w:val="20"/>
-              </w:rPr>
-            </w:pPr>
-          </w:p>
-        </w:tc>
-      </w:tr>
-      <w:tr>
-        <w:trPr>
-          <w:trHeight w:val="220"/>
-        </w:trPr>
-        <w:tc>
-          <w:tcPr>
-            <w:tcW w:w="4678" w:type="dxa"/>
-          </w:tcPr>
-          <w:p>
-            <w:pPr>
-              <w:spacing w:line="240" w:lineRule="auto"/>
-              <w:rPr>
-                <w:sz w:val="24"/>
-                <w:szCs w:val="24"/>
-              </w:rPr>
-            </w:pPr>
-            <w:r>
-              <w:rPr>
-                <w:sz w:val="24"/>
-                <w:szCs w:val="24"/>
-              </w:rPr>
-              <w:t>${director_line}</w:t>
-            </w:r>
-            <w:r>
-              <w:rPr>
-                <w:sz w:val="24"/>
-                <w:szCs w:val="24"/>
-              </w:rPr>
-              <w:t/>
-            </w:r>
-          </w:p>
-        </w:tc>
-        <w:tc>
-          <w:tcPr>
-            <w:tcW w:w="2552" w:type="dxa"/>
-          </w:tcPr>
-          <w:p>
-            <w:pPr>
-              <w:pBdr>
-                <w:bottom w:val="single" w:sz="12" w:space="1" w:color="000000"/>
-              </w:pBdr>
-              <w:spacing w:line="240" w:lineRule="auto"/>
-              <w:rPr>
-                <w:sz w:val="20"/>
-                <w:szCs w:val="20"/>
-              </w:rPr>
-            </w:pPr>
-          </w:p>
-          <w:p>
-            <w:pPr>
-              <w:spacing w:line="240" w:lineRule="auto"/>
-              <w:rPr>
-                <w:sz w:val="20"/>
-                <w:szCs w:val="20"/>
-              </w:rPr>
-            </w:pPr>
-          </w:p>
-        </w:tc>
-      </w:tr>
-      <w:tr>
-        <w:trPr>
-          <w:trHeight w:val="220"/>
-        </w:trPr>
-        <w:tc>
-          <w:tcPr>
-            <w:tcW w:w="4678" w:type="dxa"/>
-          </w:tcPr>
-          <w:p>
-            <w:pPr>
-              <w:spacing w:line="240" w:lineRule="auto"/>
-              <w:rPr>
-                <w:sz w:val="20"/>
-                <w:szCs w:val="20"/>
-              </w:rPr>
-            </w:pPr>
-            <w:r>
-              <w:t/>
-            </w:r>
-          </w:p>
-        </w:tc>
-        <w:tc>
-          <w:tcPr>
-            <w:tcW w:w="2552" w:type="dxa"/>
-          </w:tcPr>
-          <w:p>
-            <w:pPr>
-              <w:spacing w:line="240" w:lineRule="auto"/>
-              <w:rPr>
-                <w:sz w:val="20"/>
-                <w:szCs w:val="20"/>
-              </w:rPr>
-            </w:pPr>
-          </w:p>
-          <w:p>
-            <w:pPr>
-              <w:spacing w:line="240" w:lineRule="auto"/>
-              <w:jc w:val="right"/>
-              <w:rPr>
-                <w:sz w:val="20"/>
-                <w:szCs w:val="20"/>
-              </w:rPr>
-            </w:pPr>
-          </w:p>
-          <w:p>
-            <w:pPr>
-              <w:spacing w:line="240" w:lineRule="auto"/>
-              <w:jc w:val="right"/>
-              <w:rPr>
-                <w:sz w:val="20"/>
-                <w:szCs w:val="20"/>
-              </w:rPr>
-            </w:pPr>
-          </w:p>
-          <w:p>
-            <w:pPr>
-              <w:spacing w:line="240" w:lineRule="auto"/>
-              <w:jc w:val="right"/>
-              <w:rPr>
-                <w:sz w:val="20"/>
-                <w:szCs w:val="20"/>
-              </w:rPr>
-            </w:pPr>
-            <w:r>
-              <w:rPr>
-                <w:sz w:val="20"/>
-                <w:szCs w:val="20"/>
-              </w:rPr>
-              <w:t>M.Y.</w:t>
-            </w:r>
-          </w:p>
-        </w:tc>
-      </w:tr>
-      <w:tr>
-        <w:trPr>
-          <w:trHeight w:val="220"/>
-        </w:trPr>
-        <w:tc>
-          <w:tcPr>
-            <w:tcW w:w="4678" w:type="dxa"/>
-          </w:tcPr>
-          <w:p>
-            <w:pPr>
-              <w:spacing w:line="240" w:lineRule="auto"/>
-              <w:rPr>
-                <w:sz w:val="20"/>
-                <w:szCs w:val="20"/>
-              </w:rPr>
-            </w:pPr>
-          </w:p>
-        </w:tc>
-        <w:tc>
-          <w:tcPr>
-            <w:tcW w:w="2552" w:type="dxa"/>
-          </w:tcPr>
-          <w:p>
-            <w:pPr>
-              <w:spacing w:line="240" w:lineRule="auto"/>
-              <w:rPr>
-                <w:sz w:val="20"/>
-                <w:szCs w:val="20"/>
-              </w:rPr>
-            </w:pPr>
-          </w:p>
-        </w:tc>
-      </w:tr>
-    </w:tbl>
-    <w:p>
-      <w:pPr>
-        <w:rPr>
-          <w:sz w:val="20"/>
-          <w:szCs w:val="20"/>
-        </w:rPr>
-      </w:pPr>
-    </w:p>
-    <w:p>
-      <w:pPr>
-        <w:pBdr>
-          <w:top w:val="nil"/>
-          <w:left w:val="nil"/>
-          <w:bottom w:val="nil"/>
-          <w:right w:val="nil"/>
-          <w:between w:val="nil"/>
-        </w:pBdr>
-        <w:spacing w:before="240"/>
-        <w:jc w:val="center"/>
-        <w:rPr>
-          <w:b/>
-          <w:sz w:val="20"/>
-          <w:szCs w:val="20"/>
+          <w:vanish/>
+          <w:sz w:val="2"/>
+          <w:szCs w:val="2"/>
         </w:rPr>
       </w:pPr>
       <w:r>
         <w:rPr>
-          <w:b/>
-          <w:sz w:val="20"/>
-          <w:szCs w:val="20"/>
+          <w:vanish/>
+          <w:sz w:val="2"/>
+          <w:szCs w:val="2"/>
         </w:rPr>
-        <w:t>${footer}</w:t>
+        <w:t/>
       </w:r>
     </w:p>
     <w:sectPr>
-      <w:footerReference w:type="default" r:id="rId8"/>
+      <w:footerReference w:type="default" ns7:id="rId8"/>
       <w:pgSz w:w="11906" w:h="16838"/>
       <w:pgMar w:top="720" w:right="1080" w:bottom="720" w:left="1080" w:header="720" w:footer="576" w:gutter="0"/>
       <w:pgNumType w:start="1"/>
@@ -1902,7 +2152,7 @@
 </file>
 
 <file path=word/styles.xml><?xml version="1.0" encoding="utf-8"?>
-<w:styles xmlns:mc="http://schemas.openxmlformats.org/markup-compatibility/2006" xmlns:r="http://schemas.openxmlformats.org/officeDocument/2006/relationships" xmlns:w="http://schemas.openxmlformats.org/wordprocessingml/2006/main" xmlns:w14="http://schemas.microsoft.com/office/word/2010/wordml" xmlns:w15="http://schemas.microsoft.com/office/word/2012/wordml" xmlns:w16se="http://schemas.microsoft.com/office/word/2015/wordml/symex" mc:Ignorable="w14 w15 w16se">
+<w:styles xmlns:ns1="http://schemas.openxmlformats.org/markup-compatibility/2006" xmlns:w="http://schemas.openxmlformats.org/wordprocessingml/2006/main" ns1:Ignorable="w14 w15 w16se">
   <w:docDefaults>
     <w:rPrDefault>
       <w:rPr>
@@ -2311,14 +2561,13 @@
     <w:pPr>
       <w:keepNext/>
       <w:keepLines/>
-      <w:spacing w:before="120"/>
+      <w:spacing w:before="0"/>
       <w:contextualSpacing/>
       <w:outlineLvl w:val="0"/>
     </w:pPr>
     <w:rPr>
-      <w:b/>
       <w:sz w:val="24"/>
-      <w:szCs w:val="32"/>
+      <w:szCs w:val="24"/>
     </w:rPr>
   </w:style>
   <w:style w:type="paragraph" w:styleId="2">
